--- a/数据库信息/模板/职工退休呈报表.docx
+++ b/数据库信息/模板/职工退休呈报表.docx
@@ -45,11 +45,12 @@
           </w:tblCellMar>
         </w:tblPrEx>
         <w:trPr>
-          <w:trHeight w:val="3000" w:hRule="atLeast"/>
+          <w:trHeight w:val="2268" w:hRule="atLeast"/>
         </w:trPr>
         <w:tc>
           <w:tcPr>
             <w:tcW w:w="1548" w:type="dxa"/>
+            <w:vMerge w:val="restart"/>
             <w:tcBorders>
               <w:top w:val="single" w:color="000000" w:sz="4" w:space="0"/>
               <w:left w:val="single" w:color="000000" w:sz="4" w:space="0"/>
@@ -115,7 +116,7 @@
             <w:tcBorders>
               <w:top w:val="single" w:color="000000" w:sz="4" w:space="0"/>
               <w:left w:val="single" w:color="000000" w:sz="4" w:space="0"/>
-              <w:bottom w:val="single" w:color="000000" w:sz="4" w:space="0"/>
+              <w:bottom w:val="nil"/>
               <w:right w:val="single" w:color="000000" w:sz="4" w:space="0"/>
             </w:tcBorders>
           </w:tcPr>
@@ -126,80 +127,91 @@
               <w:ind w:left="120" w:leftChars="57" w:firstLine="960" w:firstLineChars="400"/>
               <w:textAlignment w:val="auto"/>
               <w:rPr>
-                <w:sz w:val="24"/>
-              </w:rPr>
-            </w:pPr>
-            <w:r>
-              <w:rPr>
                 <w:rFonts w:hint="eastAsia"/>
                 <w:sz w:val="24"/>
               </w:rPr>
-              <w:t>经研究，同意</w:t>
-            </w:r>
+            </w:pPr>
             <w:r>
               <w:rPr>
                 <w:rFonts w:hint="eastAsia"/>
                 <w:sz w:val="24"/>
-                <w:lang w:val="en-US" w:eastAsia="zh-CN"/>
-              </w:rPr>
-              <w:t>{{姓名}}</w:t>
+              </w:rPr>
+              <w:t>经研究，同意 {{姓名}} 同志按以下第（  {{退休方式序号}}  ）条办理退休，从 {{退休执行年月}} 执行。</w:t>
             </w:r>
             <w:r>
               <w:rPr>
                 <w:rFonts w:hint="eastAsia"/>
                 <w:sz w:val="24"/>
               </w:rPr>
-              <w:t>同志按以下第（          ）条办理退休，从　   年　  　月执行。</w:t>
-            </w:r>
-          </w:p>
+              <w:br w:type="textWrapping"/>
+            </w:r>
+            <w:r>
+              <w:rPr>
+                <w:sz w:val="24"/>
+              </w:rPr>
+              <w:t>（一）弹性提前退休</w:t>
+            </w:r>
+            <w:r>
+              <w:rPr>
+                <w:sz w:val="24"/>
+              </w:rPr>
+              <w:br w:type="textWrapping"/>
+            </w:r>
+            <w:r>
+              <w:rPr>
+                <w:sz w:val="24"/>
+              </w:rPr>
+              <w:t>（二）法定退休年龄退休</w:t>
+            </w:r>
+          </w:p>
+        </w:tc>
+      </w:tr>
+      <w:tr>
+        <w:tblPrEx>
+          <w:tblBorders>
+            <w:top w:val="single" w:color="000000" w:sz="4" w:space="0"/>
+            <w:left w:val="single" w:color="000000" w:sz="4" w:space="0"/>
+            <w:bottom w:val="single" w:color="000000" w:sz="4" w:space="0"/>
+            <w:right w:val="single" w:color="000000" w:sz="4" w:space="0"/>
+            <w:insideH w:val="single" w:color="000000" w:sz="4" w:space="0"/>
+            <w:insideV w:val="single" w:color="000000" w:sz="4" w:space="0"/>
+          </w:tblBorders>
+          <w:tblCellMar>
+            <w:top w:w="0" w:type="dxa"/>
+            <w:left w:w="0" w:type="dxa"/>
+            <w:bottom w:w="0" w:type="dxa"/>
+            <w:right w:w="0" w:type="dxa"/>
+          </w:tblCellMar>
+        </w:tblPrEx>
+        <w:tc>
+          <w:tcPr>
+            <w:vMerge w:val="continue"/>
+          </w:tcPr>
+          <w:p/>
+        </w:tc>
+        <w:tc>
+          <w:tcPr>
+            <w:tcBorders>
+              <w:top w:val="nil"/>
+            </w:tcBorders>
+          </w:tcPr>
           <w:p>
             <w:pPr>
               <w:widowControl w:val="0"/>
               <w:spacing w:line="480" w:lineRule="exact"/>
+              <w:ind w:left="120" w:leftChars="57" w:firstLine="5040" w:firstLineChars="2100"/>
               <w:textAlignment w:val="auto"/>
               <w:rPr>
-                <w:sz w:val="24"/>
-              </w:rPr>
-            </w:pPr>
-            <w:r>
-              <w:rPr>
                 <w:rFonts w:hint="eastAsia"/>
                 <w:sz w:val="24"/>
               </w:rPr>
-              <w:t>（一）弹性提前退休</w:t>
-            </w:r>
-          </w:p>
-          <w:p>
-            <w:pPr>
-              <w:widowControl w:val="0"/>
-              <w:spacing w:line="480" w:lineRule="exact"/>
-              <w:textAlignment w:val="auto"/>
-              <w:rPr>
-                <w:sz w:val="24"/>
-              </w:rPr>
-            </w:pPr>
-            <w:r>
-              <w:rPr>
-                <w:rFonts w:hint="eastAsia"/>
-                <w:sz w:val="24"/>
-              </w:rPr>
-              <w:t>（二）法定退休年龄退休</w:t>
-            </w:r>
-          </w:p>
-          <w:p>
-            <w:pPr>
-              <w:spacing w:line="780" w:lineRule="exact"/>
-              <w:rPr>
-                <w:rStyle w:val="7"/>
-                <w:sz w:val="24"/>
-              </w:rPr>
-            </w:pPr>
-            <w:r>
-              <w:rPr>
-                <w:rStyle w:val="7"/>
-                <w:sz w:val="24"/>
-              </w:rPr>
-              <w:t xml:space="preserve">                                           年      月     日</w:t>
+            </w:pPr>
+            <w:r>
+              <w:rPr>
+                <w:rStyle w:val="7"/>
+                <w:sz w:val="24"/>
+              </w:rPr>
+              <w:t xml:space="preserve"> 年      月     日</w:t>
             </w:r>
           </w:p>
         </w:tc>
@@ -222,11 +234,12 @@
           </w:tblCellMar>
         </w:tblPrEx>
         <w:trPr>
-          <w:trHeight w:val="2887" w:hRule="atLeast"/>
+          <w:trHeight w:val="2011" w:hRule="atLeast"/>
         </w:trPr>
         <w:tc>
           <w:tcPr>
             <w:tcW w:w="1548" w:type="dxa"/>
+            <w:vMerge w:val="restart"/>
             <w:tcBorders>
               <w:top w:val="single" w:color="000000" w:sz="4" w:space="0"/>
               <w:left w:val="single" w:color="000000" w:sz="4" w:space="0"/>
@@ -292,54 +305,171 @@
             <w:tcBorders>
               <w:top w:val="single" w:color="000000" w:sz="4" w:space="0"/>
               <w:left w:val="single" w:color="000000" w:sz="4" w:space="0"/>
-              <w:bottom w:val="single" w:color="000000" w:sz="4" w:space="0"/>
-              <w:right w:val="single" w:color="000000" w:sz="4" w:space="0"/>
-            </w:tcBorders>
-          </w:tcPr>
-          <w:p>
-            <w:pPr>
-              <w:spacing w:line="780" w:lineRule="exact"/>
-              <w:rPr>
-                <w:rStyle w:val="7"/>
-                <w:sz w:val="24"/>
-              </w:rPr>
-            </w:pPr>
-          </w:p>
-          <w:p>
-            <w:pPr>
-              <w:spacing w:line="780" w:lineRule="exact"/>
-              <w:jc w:val="center"/>
-              <w:rPr>
-                <w:rStyle w:val="7"/>
-                <w:sz w:val="24"/>
-              </w:rPr>
-            </w:pPr>
-            <w:r>
+              <w:bottom w:val="nil"/>
+              <w:right w:val="single" w:color="000000" w:sz="4" w:space="0"/>
+            </w:tcBorders>
+          </w:tcPr>
+          <w:p>
+            <w:pPr>
+              <w:keepNext w:val="0"/>
+              <w:keepLines w:val="0"/>
+              <w:pageBreakBefore w:val="0"/>
+              <w:widowControl/>
+              <w:kinsoku/>
+              <w:wordWrap/>
+              <w:overflowPunct/>
+              <w:topLinePunct w:val="0"/>
+              <w:autoSpaceDE/>
+              <w:autoSpaceDN/>
+              <w:bidi w:val="0"/>
+              <w:adjustRightInd/>
+              <w:snapToGrid/>
+              <w:spacing w:line="400" w:lineRule="exact"/>
+              <w:jc w:val="center"/>
+              <w:textAlignment w:val="baseline"/>
               <w:rPr>
                 <w:rStyle w:val="7"/>
                 <w:rFonts w:hint="eastAsia"/>
                 <w:sz w:val="24"/>
               </w:rPr>
+            </w:pPr>
+          </w:p>
+          <w:p>
+            <w:pPr>
+              <w:keepNext w:val="0"/>
+              <w:keepLines w:val="0"/>
+              <w:pageBreakBefore w:val="0"/>
+              <w:widowControl/>
+              <w:kinsoku/>
+              <w:wordWrap/>
+              <w:overflowPunct/>
+              <w:topLinePunct w:val="0"/>
+              <w:autoSpaceDE/>
+              <w:autoSpaceDN/>
+              <w:bidi w:val="0"/>
+              <w:adjustRightInd/>
+              <w:snapToGrid/>
+              <w:spacing w:line="400" w:lineRule="exact"/>
+              <w:jc w:val="center"/>
+              <w:textAlignment w:val="baseline"/>
+              <w:rPr>
+                <w:rStyle w:val="7"/>
+                <w:rFonts w:hint="eastAsia"/>
+                <w:sz w:val="24"/>
+              </w:rPr>
+            </w:pPr>
+          </w:p>
+          <w:p>
+            <w:pPr>
+              <w:keepNext w:val="0"/>
+              <w:keepLines w:val="0"/>
+              <w:pageBreakBefore w:val="0"/>
+              <w:widowControl/>
+              <w:kinsoku/>
+              <w:wordWrap/>
+              <w:overflowPunct/>
+              <w:topLinePunct w:val="0"/>
+              <w:autoSpaceDE/>
+              <w:autoSpaceDN/>
+              <w:bidi w:val="0"/>
+              <w:adjustRightInd/>
+              <w:snapToGrid/>
+              <w:spacing w:line="400" w:lineRule="exact"/>
+              <w:jc w:val="center"/>
+              <w:textAlignment w:val="baseline"/>
+              <w:rPr>
+                <w:rStyle w:val="7"/>
+                <w:rFonts w:hint="eastAsia"/>
+                <w:sz w:val="24"/>
+              </w:rPr>
+            </w:pPr>
+            <w:r>
+              <w:rPr>
+                <w:rStyle w:val="7"/>
+                <w:rFonts w:hint="eastAsia"/>
+                <w:sz w:val="24"/>
+              </w:rPr>
               <w:t>同意呈报</w:t>
             </w:r>
           </w:p>
-          <w:p>
-            <w:pPr>
+        </w:tc>
+      </w:tr>
+      <w:tr>
+        <w:tblPrEx>
+          <w:tblBorders>
+            <w:top w:val="single" w:color="000000" w:sz="4" w:space="0"/>
+            <w:left w:val="single" w:color="000000" w:sz="4" w:space="0"/>
+            <w:bottom w:val="single" w:color="000000" w:sz="4" w:space="0"/>
+            <w:right w:val="single" w:color="000000" w:sz="4" w:space="0"/>
+            <w:insideH w:val="single" w:color="000000" w:sz="4" w:space="0"/>
+            <w:insideV w:val="single" w:color="000000" w:sz="4" w:space="0"/>
+          </w:tblBorders>
+          <w:tblCellMar>
+            <w:top w:w="0" w:type="dxa"/>
+            <w:left w:w="0" w:type="dxa"/>
+            <w:bottom w:w="0" w:type="dxa"/>
+            <w:right w:w="0" w:type="dxa"/>
+          </w:tblCellMar>
+        </w:tblPrEx>
+        <w:tc>
+          <w:tcPr>
+            <w:vMerge w:val="continue"/>
+          </w:tcPr>
+          <w:p/>
+        </w:tc>
+        <w:tc>
+          <w:tcPr>
+            <w:tcBorders>
+              <w:top w:val="nil"/>
+            </w:tcBorders>
+          </w:tcPr>
+          <w:p>
+            <w:pPr>
+              <w:keepNext w:val="0"/>
+              <w:keepLines w:val="0"/>
+              <w:pageBreakBefore w:val="0"/>
+              <w:widowControl/>
               <w:tabs>
                 <w:tab w:val="left" w:pos="6387"/>
               </w:tabs>
-              <w:spacing w:line="780" w:lineRule="exact"/>
-              <w:rPr>
-                <w:rStyle w:val="7"/>
-                <w:sz w:val="24"/>
-              </w:rPr>
-            </w:pPr>
-            <w:r>
-              <w:rPr>
-                <w:rStyle w:val="7"/>
-                <w:sz w:val="24"/>
-              </w:rPr>
-              <w:t xml:space="preserve">                                           年      月     日</w:t>
+              <w:kinsoku/>
+              <w:wordWrap/>
+              <w:overflowPunct/>
+              <w:topLinePunct w:val="0"/>
+              <w:autoSpaceDE/>
+              <w:autoSpaceDN/>
+              <w:bidi w:val="0"/>
+              <w:adjustRightInd/>
+              <w:snapToGrid/>
+              <w:spacing w:line="400" w:lineRule="exact"/>
+              <w:textAlignment w:val="baseline"/>
+              <w:rPr>
+                <w:rStyle w:val="7"/>
+                <w:sz w:val="24"/>
+              </w:rPr>
+            </w:pPr>
+            <w:r>
+              <w:rPr>
+                <w:rStyle w:val="7"/>
+                <w:sz w:val="24"/>
+              </w:rPr>
+              <w:t xml:space="preserve">                                 </w:t>
+            </w:r>
+            <w:r>
+              <w:rPr>
+                <w:rStyle w:val="7"/>
+                <w:rFonts w:hint="eastAsia"/>
+                <w:sz w:val="24"/>
+                <w:lang w:val="en-US" w:eastAsia="zh-CN"/>
+              </w:rPr>
+              <w:t xml:space="preserve">         </w:t>
+            </w:r>
+            <w:r>
+              <w:rPr>
+                <w:rStyle w:val="7"/>
+                <w:sz w:val="24"/>
+              </w:rPr>
+              <w:t xml:space="preserve">  年      月     日</w:t>
             </w:r>
           </w:p>
         </w:tc>
@@ -367,6 +497,7 @@
         <w:tc>
           <w:tcPr>
             <w:tcW w:w="1548" w:type="dxa"/>
+            <w:vMerge w:val="restart"/>
             <w:tcBorders>
               <w:top w:val="single" w:color="000000" w:sz="4" w:space="0"/>
               <w:left w:val="single" w:color="000000" w:sz="4" w:space="0"/>
@@ -398,7 +529,7 @@
             <w:tcBorders>
               <w:top w:val="single" w:color="000000" w:sz="4" w:space="0"/>
               <w:left w:val="single" w:color="000000" w:sz="4" w:space="0"/>
-              <w:bottom w:val="single" w:color="000000" w:sz="4" w:space="0"/>
+              <w:bottom w:val="nil"/>
               <w:right w:val="single" w:color="000000" w:sz="4" w:space="0"/>
             </w:tcBorders>
           </w:tcPr>
@@ -419,57 +550,71 @@
                 <w:rStyle w:val="7"/>
                 <w:sz w:val="24"/>
               </w:rPr>
-              <w:t>根据鄂人社发【2017】8号文件规定，同意</w:t>
-            </w:r>
-            <w:r>
-              <w:rPr>
-                <w:rFonts w:hint="eastAsia"/>
-                <w:sz w:val="24"/>
-                <w:lang w:val="en-US" w:eastAsia="zh-CN"/>
-              </w:rPr>
-              <w:t>{{姓名}}</w:t>
-            </w:r>
-            <w:r>
-              <w:rPr>
-                <w:rStyle w:val="7"/>
-                <w:sz w:val="24"/>
-              </w:rPr>
-              <w:t xml:space="preserve">同志发放一次性独生子女费             元，教育特殊贡献奖          </w:t>
-            </w:r>
-            <w:r>
-              <w:rPr>
-                <w:rStyle w:val="7"/>
-                <w:rFonts w:hint="eastAsia"/>
-                <w:sz w:val="24"/>
-              </w:rPr>
-              <w:t xml:space="preserve">  </w:t>
-            </w:r>
-            <w:r>
-              <w:rPr>
-                <w:rStyle w:val="7"/>
-                <w:sz w:val="24"/>
-              </w:rPr>
-              <w:t xml:space="preserve">   元，从      年     月执行。</w:t>
-            </w:r>
-          </w:p>
+              <w:t>根据鄂人社发【2017】8号文件规定，同意 {{姓名}} 同志发放一次性独生子女费 {{独生子女费金额}} 元，教育特殊贡献奖 {{特殊贡献奖金额}} 元，</w:t>
+            </w:r>
+            <w:r>
+              <w:rPr>
+                <w:rStyle w:val="7"/>
+                <w:sz w:val="24"/>
+              </w:rPr>
+              <w:br w:type="textWrapping"/>
+            </w:r>
+            <w:r>
+              <w:rPr>
+                <w:sz w:val="24"/>
+              </w:rPr>
+              <w:t>从 {{补贴执行年月}} 执行。</w:t>
+            </w:r>
+          </w:p>
+        </w:tc>
+      </w:tr>
+      <w:tr>
+        <w:tblPrEx>
+          <w:tblBorders>
+            <w:top w:val="single" w:color="000000" w:sz="4" w:space="0"/>
+            <w:left w:val="single" w:color="000000" w:sz="4" w:space="0"/>
+            <w:bottom w:val="single" w:color="000000" w:sz="4" w:space="0"/>
+            <w:right w:val="single" w:color="000000" w:sz="4" w:space="0"/>
+            <w:insideH w:val="single" w:color="000000" w:sz="4" w:space="0"/>
+            <w:insideV w:val="single" w:color="000000" w:sz="4" w:space="0"/>
+          </w:tblBorders>
+          <w:tblCellMar>
+            <w:top w:w="0" w:type="dxa"/>
+            <w:left w:w="0" w:type="dxa"/>
+            <w:bottom w:w="0" w:type="dxa"/>
+            <w:right w:w="0" w:type="dxa"/>
+          </w:tblCellMar>
+        </w:tblPrEx>
+        <w:tc>
+          <w:tcPr>
+            <w:vMerge w:val="continue"/>
+          </w:tcPr>
+          <w:p/>
+        </w:tc>
+        <w:tc>
+          <w:tcPr>
+            <w:tcBorders>
+              <w:top w:val="nil"/>
+            </w:tcBorders>
+          </w:tcPr>
           <w:p>
             <w:pPr>
               <w:tabs>
                 <w:tab w:val="left" w:pos="6387"/>
               </w:tabs>
               <w:spacing w:line="780" w:lineRule="exact"/>
-              <w:ind w:firstLine="5040" w:firstLineChars="2100"/>
-              <w:rPr>
-                <w:rStyle w:val="7"/>
-                <w:sz w:val="24"/>
-              </w:rPr>
-            </w:pPr>
-            <w:r>
-              <w:rPr>
-                <w:rStyle w:val="7"/>
-                <w:sz w:val="24"/>
-              </w:rPr>
-              <w:t xml:space="preserve"> 年      月     日</w:t>
+              <w:ind w:firstLine="5280" w:firstLineChars="2200"/>
+              <w:rPr>
+                <w:rStyle w:val="7"/>
+                <w:sz w:val="24"/>
+              </w:rPr>
+            </w:pPr>
+            <w:r>
+              <w:rPr>
+                <w:rStyle w:val="7"/>
+                <w:sz w:val="24"/>
+              </w:rPr>
+              <w:t>年      月     日</w:t>
             </w:r>
           </w:p>
         </w:tc>
@@ -492,11 +637,12 @@
           </w:tblCellMar>
         </w:tblPrEx>
         <w:trPr>
-          <w:trHeight w:val="3571" w:hRule="atLeast"/>
+          <w:trHeight w:val="2756" w:hRule="atLeast"/>
         </w:trPr>
         <w:tc>
           <w:tcPr>
             <w:tcW w:w="1548" w:type="dxa"/>
+            <w:vMerge w:val="restart"/>
             <w:tcBorders>
               <w:top w:val="single" w:color="000000" w:sz="4" w:space="0"/>
               <w:left w:val="single" w:color="000000" w:sz="4" w:space="0"/>
@@ -562,159 +708,112 @@
             <w:tcBorders>
               <w:top w:val="single" w:color="000000" w:sz="4" w:space="0"/>
               <w:left w:val="single" w:color="000000" w:sz="4" w:space="0"/>
-              <w:bottom w:val="single" w:color="000000" w:sz="4" w:space="0"/>
-              <w:right w:val="single" w:color="000000" w:sz="4" w:space="0"/>
-            </w:tcBorders>
-          </w:tcPr>
-          <w:p>
-            <w:pPr>
+              <w:bottom w:val="nil"/>
+              <w:right w:val="single" w:color="000000" w:sz="4" w:space="0"/>
+            </w:tcBorders>
+          </w:tcPr>
+          <w:p>
+            <w:pPr>
+              <w:keepNext w:val="0"/>
+              <w:keepLines w:val="0"/>
+              <w:pageBreakBefore w:val="0"/>
+              <w:widowControl/>
+              <w:kinsoku/>
+              <w:wordWrap/>
+              <w:overflowPunct/>
+              <w:topLinePunct w:val="0"/>
+              <w:autoSpaceDE/>
+              <w:autoSpaceDN/>
+              <w:bidi w:val="0"/>
+              <w:adjustRightInd/>
+              <w:snapToGrid/>
               <w:spacing w:line="780" w:lineRule="exact"/>
               <w:ind w:firstLine="600" w:firstLineChars="250"/>
-              <w:rPr>
-                <w:rStyle w:val="7"/>
-                <w:sz w:val="24"/>
-              </w:rPr>
-            </w:pPr>
-            <w:r>
-              <w:rPr>
-                <w:rStyle w:val="7"/>
-                <w:sz w:val="24"/>
-              </w:rPr>
-              <w:t>根据</w:t>
-            </w:r>
-            <w:r>
-              <w:rPr>
+              <w:textAlignment w:val="baseline"/>
+              <w:rPr>
+                <w:rStyle w:val="7"/>
+                <w:sz w:val="24"/>
+              </w:rPr>
+            </w:pPr>
+            <w:r>
+              <w:rPr>
+                <w:rStyle w:val="7"/>
+                <w:sz w:val="24"/>
+              </w:rPr>
+              <w:t>根据人社部发【2024】94号文件规定，同意 {{姓名}} 同志按第（  {{审批退休方式序号}}  ）条退休，从 {{审批退休执行年月}} 执行。</w:t>
+            </w:r>
+          </w:p>
+        </w:tc>
+      </w:tr>
+      <w:tr>
+        <w:tblPrEx>
+          <w:tblBorders>
+            <w:top w:val="single" w:color="000000" w:sz="4" w:space="0"/>
+            <w:left w:val="single" w:color="000000" w:sz="4" w:space="0"/>
+            <w:bottom w:val="single" w:color="000000" w:sz="4" w:space="0"/>
+            <w:right w:val="single" w:color="000000" w:sz="4" w:space="0"/>
+            <w:insideH w:val="single" w:color="000000" w:sz="4" w:space="0"/>
+            <w:insideV w:val="single" w:color="000000" w:sz="4" w:space="0"/>
+          </w:tblBorders>
+          <w:tblCellMar>
+            <w:top w:w="0" w:type="dxa"/>
+            <w:left w:w="0" w:type="dxa"/>
+            <w:bottom w:w="0" w:type="dxa"/>
+            <w:right w:w="0" w:type="dxa"/>
+          </w:tblCellMar>
+        </w:tblPrEx>
+        <w:tc>
+          <w:tcPr>
+            <w:vMerge w:val="continue"/>
+          </w:tcPr>
+          <w:p/>
+        </w:tc>
+        <w:tc>
+          <w:tcPr>
+            <w:tcBorders>
+              <w:top w:val="nil"/>
+            </w:tcBorders>
+          </w:tcPr>
+          <w:p>
+            <w:pPr>
+              <w:keepNext w:val="0"/>
+              <w:keepLines w:val="0"/>
+              <w:pageBreakBefore w:val="0"/>
+              <w:widowControl/>
+              <w:kinsoku/>
+              <w:wordWrap/>
+              <w:overflowPunct/>
+              <w:topLinePunct w:val="0"/>
+              <w:autoSpaceDE/>
+              <w:autoSpaceDN/>
+              <w:bidi w:val="0"/>
+              <w:adjustRightInd/>
+              <w:snapToGrid/>
+              <w:spacing w:line="400" w:lineRule="exact"/>
+              <w:ind w:firstLine="5280" w:firstLineChars="2200"/>
+              <w:textAlignment w:val="baseline"/>
+              <w:rPr>
+                <w:rStyle w:val="7"/>
+                <w:rFonts w:hint="eastAsia" w:eastAsia="宋体"/>
+                <w:sz w:val="24"/>
+                <w:lang w:eastAsia="zh-CN"/>
+              </w:rPr>
+            </w:pPr>
+            <w:r>
+              <w:rPr>
+                <w:rStyle w:val="7"/>
                 <w:rFonts w:hint="eastAsia"/>
                 <w:sz w:val="24"/>
-              </w:rPr>
-              <w:t>人社部发【2024】94号文件规定</w:t>
-            </w:r>
-            <w:r>
-              <w:rPr>
-                <w:rStyle w:val="7"/>
-                <w:sz w:val="24"/>
-              </w:rPr>
-              <w:t>，同意</w:t>
-            </w:r>
-            <w:r>
-              <w:rPr>
-                <w:rFonts w:hint="eastAsia"/>
-                <w:sz w:val="24"/>
                 <w:lang w:val="en-US" w:eastAsia="zh-CN"/>
               </w:rPr>
-              <w:t>{{姓名}}</w:t>
-            </w:r>
-            <w:r>
-              <w:rPr>
-                <w:rStyle w:val="7"/>
-                <w:sz w:val="24"/>
-              </w:rPr>
-              <w:t>同志按</w:t>
-            </w:r>
-            <w:r>
-              <w:rPr>
-                <w:rStyle w:val="7"/>
-                <w:rFonts w:hint="eastAsia"/>
-                <w:sz w:val="24"/>
-              </w:rPr>
-              <w:t>第</w:t>
-            </w:r>
-          </w:p>
-          <w:p>
-            <w:pPr>
-              <w:spacing w:line="780" w:lineRule="exact"/>
-              <w:rPr>
-                <w:rStyle w:val="7"/>
-                <w:sz w:val="24"/>
-              </w:rPr>
-            </w:pPr>
-            <w:r>
-              <w:rPr>
-                <w:rStyle w:val="7"/>
-                <w:rFonts w:hint="eastAsia"/>
-                <w:sz w:val="24"/>
-              </w:rPr>
-              <w:t>（    ）条</w:t>
-            </w:r>
-            <w:r>
-              <w:rPr>
-                <w:rStyle w:val="7"/>
-                <w:sz w:val="24"/>
-              </w:rPr>
-              <w:t xml:space="preserve">退休，从  </w:t>
-            </w:r>
-            <w:r>
-              <w:rPr>
-                <w:rStyle w:val="7"/>
-                <w:rFonts w:hint="eastAsia"/>
-                <w:sz w:val="24"/>
-              </w:rPr>
-              <w:t xml:space="preserve">   </w:t>
-            </w:r>
-            <w:r>
-              <w:rPr>
-                <w:rStyle w:val="7"/>
-                <w:sz w:val="24"/>
-              </w:rPr>
-              <w:t xml:space="preserve">  </w:t>
-            </w:r>
-            <w:r>
-              <w:rPr>
-                <w:rStyle w:val="7"/>
-                <w:rFonts w:hint="eastAsia"/>
-                <w:sz w:val="24"/>
-              </w:rPr>
-              <w:t xml:space="preserve">年 </w:t>
-            </w:r>
-            <w:r>
-              <w:rPr>
-                <w:rStyle w:val="7"/>
-                <w:sz w:val="24"/>
-              </w:rPr>
               <w:t xml:space="preserve"> </w:t>
             </w:r>
             <w:r>
               <w:rPr>
                 <w:rStyle w:val="7"/>
-                <w:rFonts w:hint="eastAsia"/>
-                <w:sz w:val="24"/>
-              </w:rPr>
-              <w:t xml:space="preserve">  月</w:t>
-            </w:r>
-            <w:r>
-              <w:rPr>
-                <w:rStyle w:val="7"/>
-                <w:sz w:val="24"/>
-              </w:rPr>
-              <w:t>执行。</w:t>
-            </w:r>
-          </w:p>
-          <w:p>
-            <w:pPr>
-              <w:spacing w:line="780" w:lineRule="exact"/>
-              <w:ind w:firstLine="600" w:firstLineChars="250"/>
-              <w:rPr>
-                <w:rStyle w:val="7"/>
-                <w:sz w:val="24"/>
-              </w:rPr>
-            </w:pPr>
-          </w:p>
-          <w:p>
-            <w:pPr>
-              <w:spacing w:line="780" w:lineRule="exact"/>
-              <w:ind w:left="5279" w:leftChars="228" w:hanging="4800"/>
-              <w:jc w:val="left"/>
-              <w:rPr>
-                <w:rStyle w:val="7"/>
-                <w:sz w:val="24"/>
-              </w:rPr>
-            </w:pPr>
-            <w:r>
-              <w:rPr>
-                <w:rStyle w:val="7"/>
-                <w:sz w:val="24"/>
-              </w:rPr>
-              <w:t xml:space="preserve">                                      年      月    日</w:t>
+                <w:sz w:val="24"/>
+              </w:rPr>
+              <w:t>年      月     日</w:t>
             </w:r>
           </w:p>
         </w:tc>
@@ -940,7 +1039,7 @@
           <w:b/>
           <w:sz w:val="36"/>
           <w:szCs w:val="36"/>
-          <w:u w:val="none" w:color="auto"/>
+          <w:u w:val="single"/>
         </w:rPr>
       </w:pPr>
       <w:r>
@@ -950,111 +1049,31 @@
           <w:b/>
           <w:sz w:val="36"/>
           <w:szCs w:val="36"/>
-          <w:u w:val="none" w:color="auto"/>
         </w:rPr>
-        <w:t>单位：枣阳市太平镇中心</w:t>
-      </w:r>
-      <w:r>
-        <w:rPr>
-          <w:rStyle w:val="7"/>
-          <w:rFonts w:hint="eastAsia" w:ascii="宋体-18030" w:hAnsi="宋体-18030" w:eastAsia="宋体-18030"/>
-          <w:b/>
-          <w:sz w:val="36"/>
-          <w:szCs w:val="36"/>
-          <w:u w:val="none" w:color="auto"/>
-        </w:rPr>
-        <w:t xml:space="preserve">学校 </w:t>
+        <w:t>单位：{{单位名称}}</w:t>
       </w:r>
     </w:p>
     <w:p>
       <w:pPr>
+        <w:widowControl w:val="0"/>
         <w:ind w:firstLine="2331" w:firstLineChars="645"/>
         <w:rPr>
           <w:rStyle w:val="7"/>
-          <w:rFonts w:ascii="宋体-18030" w:hAnsi="宋体-18030" w:eastAsia="宋体-18030" w:cs="Times New Roman"/>
+          <w:rFonts w:ascii="新宋体-18030" w:hAnsi="新宋体-18030" w:eastAsia="新宋体-18030"/>
           <w:b/>
           <w:sz w:val="36"/>
           <w:szCs w:val="36"/>
-          <w:u w:val="single" w:color="000000"/>
         </w:rPr>
       </w:pPr>
       <w:r>
         <w:rPr>
           <w:rStyle w:val="7"/>
-          <w:rFonts w:ascii="宋体-18030" w:hAnsi="宋体-18030" w:eastAsia="宋体-18030" w:cs="Times New Roman"/>
+          <w:rFonts w:ascii="新宋体-18030" w:hAnsi="新宋体-18030" w:eastAsia="新宋体-18030"/>
           <w:b/>
           <w:sz w:val="36"/>
           <w:szCs w:val="36"/>
-          <w:u w:val="none" w:color="auto"/>
         </w:rPr>
-        <w:t>姓名：</w:t>
-      </w:r>
-      <w:r>
-        <w:rPr>
-          <w:rStyle w:val="7"/>
-          <w:rFonts w:hint="eastAsia" w:ascii="宋体-18030" w:hAnsi="宋体-18030" w:eastAsia="宋体-18030" w:cs="Times New Roman"/>
-          <w:b/>
-          <w:sz w:val="36"/>
-          <w:szCs w:val="36"/>
-          <w:u w:val="none" w:color="auto"/>
-          <w:lang w:val="en-US" w:eastAsia="zh-CN"/>
-        </w:rPr>
-        <w:t>{{姓名}}</w:t>
-      </w:r>
-      <w:r>
-        <w:rPr>
-          <w:rStyle w:val="7"/>
-          <w:rFonts w:hint="eastAsia" w:ascii="宋体-18030" w:hAnsi="宋体-18030" w:eastAsia="宋体-18030" w:cs="Times New Roman"/>
-          <w:b/>
-          <w:sz w:val="36"/>
-          <w:szCs w:val="36"/>
-          <w:u w:val="none" w:color="auto"/>
-        </w:rPr>
-        <w:t xml:space="preserve">  </w:t>
-      </w:r>
-      <w:r>
-        <w:rPr>
-          <w:rStyle w:val="7"/>
-          <w:rFonts w:ascii="宋体-18030" w:hAnsi="宋体-18030" w:eastAsia="宋体-18030" w:cs="Times New Roman"/>
-          <w:b/>
-          <w:sz w:val="36"/>
-          <w:szCs w:val="36"/>
-          <w:u w:val="none" w:color="auto"/>
-        </w:rPr>
-        <w:t xml:space="preserve">  </w:t>
-      </w:r>
-      <w:r>
-        <w:rPr>
-          <w:rStyle w:val="7"/>
-          <w:rFonts w:ascii="宋体-18030" w:hAnsi="宋体-18030" w:eastAsia="宋体-18030" w:cs="Times New Roman"/>
-          <w:b/>
-          <w:sz w:val="36"/>
-          <w:szCs w:val="36"/>
-          <w:u w:val="single" w:color="000000"/>
-        </w:rPr>
-        <w:t xml:space="preserve"> </w:t>
-      </w:r>
-      <w:r>
-        <w:rPr>
-          <w:rStyle w:val="7"/>
-          <w:rFonts w:hint="eastAsia" w:ascii="宋体-18030" w:hAnsi="宋体-18030" w:eastAsia="宋体-18030" w:cs="Times New Roman"/>
-          <w:b/>
-          <w:sz w:val="36"/>
-          <w:szCs w:val="36"/>
-          <w:u w:val="single" w:color="000000"/>
-        </w:rPr>
-        <w:t xml:space="preserve"> </w:t>
-      </w:r>
-      <w:r>
-        <w:rPr>
-          <w:rStyle w:val="7"/>
-          <w:rFonts w:ascii="宋体-18030" w:hAnsi="宋体-18030" w:eastAsia="宋体-18030" w:cs="Times New Roman"/>
-          <w:b/>
-          <w:sz w:val="36"/>
-          <w:szCs w:val="36"/>
-          <w:u w:val="single" w:color="000000"/>
-        </w:rPr>
-        <w:t xml:space="preserve"> </w:t>
+        <w:t xml:space="preserve">姓名： {{姓名}} </w:t>
       </w:r>
     </w:p>
     <w:p>
@@ -1066,10 +1085,9 @@
           <w:rFonts w:hint="eastAsia" w:ascii="新宋体-18030" w:hAnsi="新宋体-18030" w:eastAsia="新宋体-18030"/>
           <w:b/>
           <w:sz w:val="36"/>
+          <w:szCs w:val="36"/>
         </w:rPr>
       </w:pPr>
-      <w:bookmarkStart w:id="0" w:name="_GoBack"/>
-      <w:bookmarkEnd w:id="0"/>
     </w:p>
     <w:p>
       <w:pPr>
@@ -1127,7 +1145,7 @@
       <w:tblPr>
         <w:tblStyle w:val="5"/>
         <w:tblW w:w="9444" w:type="dxa"/>
-        <w:jc w:val="center"/>
+        <w:tblInd w:w="-108" w:type="dxa"/>
         <w:tblBorders>
           <w:top w:val="single" w:color="000000" w:sz="4" w:space="0"/>
           <w:left w:val="single" w:color="000000" w:sz="4" w:space="0"/>
@@ -1180,7 +1198,6 @@
         </w:tblPrEx>
         <w:trPr>
           <w:trHeight w:val="630" w:hRule="atLeast"/>
-          <w:jc w:val="center"/>
         </w:trPr>
         <w:tc>
           <w:tcPr>
@@ -1235,9 +1252,8 @@
             </w:pPr>
             <w:r>
               <w:rPr>
-                <w:rFonts w:hint="eastAsia"/>
-                <w:sz w:val="24"/>
-                <w:lang w:val="en-US" w:eastAsia="zh-CN"/>
+                <w:rFonts w:hint="eastAsia" w:ascii="仿宋_GB2312" w:hAnsi="新宋体-18030" w:eastAsia="仿宋_GB2312"/>
+                <w:sz w:val="24"/>
               </w:rPr>
               <w:t>{{姓名}}</w:t>
             </w:r>
@@ -1302,14 +1318,6 @@
                 <w:rFonts w:ascii="仿宋_GB2312" w:hAnsi="新宋体-18030" w:eastAsia="仿宋_GB2312"/>
                 <w:sz w:val="24"/>
               </w:rPr>
-              <w:t xml:space="preserve"> </w:t>
-            </w:r>
-            <w:r>
-              <w:rPr>
-                <w:rFonts w:hint="eastAsia"/>
-                <w:sz w:val="24"/>
-                <w:lang w:val="en-US" w:eastAsia="zh-CN"/>
-              </w:rPr>
               <w:t>{{性别}}</w:t>
             </w:r>
           </w:p>
@@ -1368,9 +1376,8 @@
             </w:pPr>
             <w:r>
               <w:rPr>
-                <w:rFonts w:hint="eastAsia"/>
-                <w:sz w:val="24"/>
-                <w:lang w:val="en-US" w:eastAsia="zh-CN"/>
+                <w:rFonts w:ascii="仿宋_GB2312" w:hAnsi="新宋体-18030" w:eastAsia="仿宋_GB2312"/>
+                <w:sz w:val="24"/>
               </w:rPr>
               <w:t>{{出生年月}}</w:t>
             </w:r>
@@ -1396,7 +1403,6 @@
         </w:tblPrEx>
         <w:trPr>
           <w:trHeight w:val="657" w:hRule="atLeast"/>
-          <w:jc w:val="center"/>
         </w:trPr>
         <w:tc>
           <w:tcPr>
@@ -1451,9 +1457,8 @@
             </w:pPr>
             <w:r>
               <w:rPr>
-                <w:rFonts w:hint="eastAsia"/>
-                <w:sz w:val="24"/>
-                <w:lang w:val="en-US" w:eastAsia="zh-CN"/>
+                <w:rFonts w:hint="eastAsia" w:ascii="仿宋_GB2312" w:hAnsi="新宋体-18030" w:eastAsia="仿宋_GB2312"/>
+                <w:sz w:val="24"/>
               </w:rPr>
               <w:t>{{民族}}</w:t>
             </w:r>
@@ -1513,9 +1518,8 @@
             </w:pPr>
             <w:r>
               <w:rPr>
-                <w:rFonts w:hint="eastAsia"/>
-                <w:sz w:val="24"/>
-                <w:lang w:val="en-US" w:eastAsia="zh-CN"/>
+                <w:rFonts w:hint="eastAsia" w:ascii="仿宋_GB2312" w:hAnsi="新宋体-18030" w:eastAsia="仿宋_GB2312"/>
+                <w:sz w:val="24"/>
               </w:rPr>
               <w:t>{{文化程度}}</w:t>
             </w:r>
@@ -1575,9 +1579,9 @@
             </w:pPr>
             <w:r>
               <w:rPr>
-                <w:rFonts w:hint="eastAsia"/>
-                <w:sz w:val="24"/>
-                <w:lang w:val="en-US" w:eastAsia="zh-CN"/>
+                <w:rStyle w:val="7"/>
+                <w:rFonts w:hint="eastAsia" w:ascii="仿宋_GB2312" w:hAnsi="新宋体-18030" w:eastAsia="仿宋_GB2312"/>
+                <w:sz w:val="24"/>
               </w:rPr>
               <w:t>{{是否独生子女}}</w:t>
             </w:r>
@@ -1603,7 +1607,6 @@
         </w:tblPrEx>
         <w:trPr>
           <w:trHeight w:val="643" w:hRule="atLeast"/>
-          <w:jc w:val="center"/>
         </w:trPr>
         <w:tc>
           <w:tcPr>
@@ -1658,9 +1661,9 @@
             </w:pPr>
             <w:r>
               <w:rPr>
-                <w:rFonts w:hint="eastAsia"/>
-                <w:sz w:val="24"/>
-                <w:lang w:val="en-US" w:eastAsia="zh-CN"/>
+                <w:rStyle w:val="7"/>
+                <w:rFonts w:hint="eastAsia" w:ascii="仿宋_GB2312" w:hAnsi="新宋体-18030" w:eastAsia="仿宋_GB2312"/>
+                <w:sz w:val="24"/>
               </w:rPr>
               <w:t>{{入党年月}}</w:t>
             </w:r>
@@ -1721,9 +1724,9 @@
             </w:pPr>
             <w:r>
               <w:rPr>
-                <w:rFonts w:hint="eastAsia"/>
-                <w:sz w:val="24"/>
-                <w:lang w:val="en-US" w:eastAsia="zh-CN"/>
+                <w:rStyle w:val="7"/>
+                <w:rFonts w:ascii="仿宋_GB2312" w:hAnsi="新宋体-18030" w:eastAsia="仿宋_GB2312"/>
+                <w:sz w:val="24"/>
               </w:rPr>
               <w:t>{{职务}}</w:t>
             </w:r>
@@ -1783,9 +1786,8 @@
             </w:pPr>
             <w:r>
               <w:rPr>
-                <w:rFonts w:hint="eastAsia"/>
-                <w:sz w:val="24"/>
-                <w:lang w:val="en-US" w:eastAsia="zh-CN"/>
+                <w:rFonts w:hint="eastAsia" w:ascii="仿宋_GB2312" w:hAnsi="新宋体-18030" w:eastAsia="仿宋_GB2312"/>
+                <w:sz w:val="24"/>
               </w:rPr>
               <w:t>{{技术职称}}</w:t>
             </w:r>
@@ -1811,7 +1813,6 @@
         </w:tblPrEx>
         <w:trPr>
           <w:trHeight w:val="630" w:hRule="atLeast"/>
-          <w:jc w:val="center"/>
         </w:trPr>
         <w:tc>
           <w:tcPr>
@@ -1867,9 +1868,9 @@
             </w:pPr>
             <w:r>
               <w:rPr>
-                <w:rFonts w:hint="eastAsia"/>
-                <w:sz w:val="24"/>
-                <w:lang w:val="en-US" w:eastAsia="zh-CN"/>
+                <w:rStyle w:val="7"/>
+                <w:rFonts w:hint="eastAsia" w:ascii="仿宋_GB2312" w:hAnsi="新宋体-18030" w:eastAsia="仿宋_GB2312"/>
+                <w:sz w:val="24"/>
               </w:rPr>
               <w:t>{{参加工作时间}}</w:t>
             </w:r>
@@ -1929,9 +1930,8 @@
             </w:pPr>
             <w:r>
               <w:rPr>
-                <w:rFonts w:hint="eastAsia"/>
-                <w:sz w:val="24"/>
-                <w:lang w:val="en-US" w:eastAsia="zh-CN"/>
+                <w:rFonts w:hint="eastAsia" w:ascii="仿宋_GB2312" w:hAnsi="新宋体-18030" w:eastAsia="仿宋_GB2312"/>
+                <w:sz w:val="24"/>
               </w:rPr>
               <w:t>{{工作年限}}</w:t>
             </w:r>
@@ -1957,7 +1957,6 @@
         </w:tblPrEx>
         <w:trPr>
           <w:trHeight w:val="603" w:hRule="atLeast"/>
-          <w:jc w:val="center"/>
         </w:trPr>
         <w:tc>
           <w:tcPr>
@@ -2012,9 +2011,8 @@
             </w:pPr>
             <w:r>
               <w:rPr>
-                <w:rFonts w:hint="eastAsia"/>
-                <w:sz w:val="24"/>
-                <w:lang w:val="en-US" w:eastAsia="zh-CN"/>
+                <w:rFonts w:hint="eastAsia" w:ascii="仿宋_GB2312" w:hAnsi="新宋体-18030" w:eastAsia="仿宋_GB2312"/>
+                <w:sz w:val="24"/>
               </w:rPr>
               <w:t>{{籍贯}}</w:t>
             </w:r>
@@ -2047,7 +2045,7 @@
                 <w:rFonts w:ascii="仿宋_GB2312" w:hAnsi="新宋体-18030" w:eastAsia="仿宋_GB2312"/>
                 <w:sz w:val="24"/>
               </w:rPr>
-              <w:t>现住址</w:t>
+              <w:t>现在住址</w:t>
             </w:r>
           </w:p>
         </w:tc>
@@ -2074,9 +2072,8 @@
             </w:pPr>
             <w:r>
               <w:rPr>
-                <w:rFonts w:hint="eastAsia"/>
-                <w:sz w:val="24"/>
-                <w:lang w:val="en-US" w:eastAsia="zh-CN"/>
+                <w:rFonts w:hint="eastAsia" w:ascii="仿宋_GB2312" w:hAnsi="新宋体-18030" w:eastAsia="仿宋_GB2312"/>
+                <w:sz w:val="24"/>
               </w:rPr>
               <w:t>{{现住址}}</w:t>
             </w:r>
@@ -2100,9 +2097,6 @@
             <w:right w:w="0" w:type="dxa"/>
           </w:tblCellMar>
         </w:tblPrEx>
-        <w:trPr>
-          <w:jc w:val="center"/>
-        </w:trPr>
         <w:tc>
           <w:tcPr>
             <w:tcW w:w="9444" w:type="dxa"/>
@@ -2152,9 +2146,6 @@
             <w:right w:w="0" w:type="dxa"/>
           </w:tblCellMar>
         </w:tblPrEx>
-        <w:trPr>
-          <w:jc w:val="center"/>
-        </w:trPr>
         <w:tc>
           <w:tcPr>
             <w:tcW w:w="1728" w:type="dxa"/>
@@ -2297,9 +2288,6 @@
             <w:right w:w="0" w:type="dxa"/>
           </w:tblCellMar>
         </w:tblPrEx>
-        <w:trPr>
-          <w:jc w:val="center"/>
-        </w:trPr>
         <w:tc>
           <w:tcPr>
             <w:tcW w:w="1728" w:type="dxa"/>
@@ -2324,9 +2312,9 @@
             </w:pPr>
             <w:r>
               <w:rPr>
-                <w:rFonts w:hint="eastAsia"/>
-                <w:sz w:val="24"/>
-                <w:lang w:val="en-US" w:eastAsia="zh-CN"/>
+                <w:rStyle w:val="7"/>
+                <w:rFonts w:hint="eastAsia" w:ascii="仿宋_GB2312" w:hAnsi="仿宋_GB2312" w:eastAsia="仿宋_GB2312"/>
+                <w:sz w:val="24"/>
               </w:rPr>
               <w:t>{{自何年何月}}</w:t>
             </w:r>
@@ -2356,9 +2344,9 @@
             </w:pPr>
             <w:r>
               <w:rPr>
-                <w:rFonts w:hint="eastAsia"/>
-                <w:sz w:val="24"/>
-                <w:lang w:val="en-US" w:eastAsia="zh-CN"/>
+                <w:rStyle w:val="7"/>
+                <w:rFonts w:hint="eastAsia" w:ascii="仿宋_GB2312" w:hAnsi="仿宋_GB2312" w:eastAsia="仿宋_GB2312"/>
+                <w:sz w:val="24"/>
               </w:rPr>
               <w:t>{{至何年何月}}</w:t>
             </w:r>
@@ -2388,9 +2376,8 @@
             </w:pPr>
             <w:r>
               <w:rPr>
-                <w:rFonts w:hint="eastAsia"/>
-                <w:sz w:val="24"/>
-                <w:lang w:val="en-US" w:eastAsia="zh-CN"/>
+                <w:rFonts w:hint="eastAsia" w:ascii="仿宋_GB2312" w:hAnsi="仿宋_GB2312" w:eastAsia="仿宋_GB2312"/>
+                <w:sz w:val="24"/>
               </w:rPr>
               <w:t>{{在何单位任何职}}</w:t>
             </w:r>
@@ -2420,9 +2407,8 @@
             </w:pPr>
             <w:r>
               <w:rPr>
-                <w:rFonts w:hint="eastAsia"/>
-                <w:sz w:val="24"/>
-                <w:lang w:val="en-US" w:eastAsia="zh-CN"/>
+                <w:rFonts w:hint="eastAsia" w:ascii="仿宋_GB2312" w:hAnsi="仿宋_GB2312" w:eastAsia="仿宋_GB2312"/>
+                <w:sz w:val="24"/>
               </w:rPr>
               <w:t>{{证明人及其住址}}</w:t>
             </w:r>
@@ -2446,9 +2432,6 @@
             <w:right w:w="0" w:type="dxa"/>
           </w:tblCellMar>
         </w:tblPrEx>
-        <w:trPr>
-          <w:jc w:val="center"/>
-        </w:trPr>
         <w:tc>
           <w:tcPr>
             <w:tcW w:w="1728" w:type="dxa"/>
@@ -2556,16 +2539,7 @@
             <w:insideH w:val="single" w:color="000000" w:sz="4" w:space="0"/>
             <w:insideV w:val="single" w:color="000000" w:sz="4" w:space="0"/>
           </w:tblBorders>
-          <w:tblCellMar>
-            <w:top w:w="0" w:type="dxa"/>
-            <w:left w:w="0" w:type="dxa"/>
-            <w:bottom w:w="0" w:type="dxa"/>
-            <w:right w:w="0" w:type="dxa"/>
-          </w:tblCellMar>
         </w:tblPrEx>
-        <w:trPr>
-          <w:jc w:val="center"/>
-        </w:trPr>
         <w:tc>
           <w:tcPr>
             <w:tcW w:w="1728" w:type="dxa"/>
@@ -2682,7 +2656,6 @@
         </w:tblPrEx>
         <w:trPr>
           <w:trHeight w:val="570" w:hRule="atLeast"/>
-          <w:jc w:val="center"/>
         </w:trPr>
         <w:tc>
           <w:tcPr>
@@ -2798,7 +2771,7 @@
           </w:tblCellMar>
         </w:tblPrEx>
         <w:trPr>
-          <w:jc w:val="center"/>
+          <w:trHeight w:val="570" w:hRule="atLeast"/>
         </w:trPr>
         <w:tc>
           <w:tcPr>
@@ -2862,7 +2835,6 @@
           </w:tcPr>
           <w:p>
             <w:pPr>
-              <w:spacing w:line="640" w:lineRule="exact"/>
               <w:jc w:val="center"/>
               <w:rPr>
                 <w:rStyle w:val="7"/>
@@ -2915,7 +2887,7 @@
           </w:tblCellMar>
         </w:tblPrEx>
         <w:trPr>
-          <w:jc w:val="center"/>
+          <w:trHeight w:val="570" w:hRule="atLeast"/>
         </w:trPr>
         <w:tc>
           <w:tcPr>
@@ -2927,6 +2899,7 @@
               <w:bottom w:val="single" w:color="000000" w:sz="4" w:space="0"/>
               <w:right w:val="single" w:color="000000" w:sz="4" w:space="0"/>
             </w:tcBorders>
+            <w:vAlign w:val="center"/>
           </w:tcPr>
           <w:p>
             <w:pPr>
@@ -2950,6 +2923,7 @@
               <w:bottom w:val="single" w:color="000000" w:sz="4" w:space="0"/>
               <w:right w:val="single" w:color="000000" w:sz="4" w:space="0"/>
             </w:tcBorders>
+            <w:vAlign w:val="center"/>
           </w:tcPr>
           <w:p>
             <w:pPr>
@@ -2973,9 +2947,11 @@
               <w:bottom w:val="single" w:color="000000" w:sz="4" w:space="0"/>
               <w:right w:val="single" w:color="000000" w:sz="4" w:space="0"/>
             </w:tcBorders>
-          </w:tcPr>
-          <w:p>
-            <w:pPr>
+            <w:vAlign w:val="center"/>
+          </w:tcPr>
+          <w:p>
+            <w:pPr>
+              <w:jc w:val="center"/>
               <w:rPr>
                 <w:rStyle w:val="7"/>
                 <w:rFonts w:hint="eastAsia" w:ascii="仿宋_GB2312" w:hAnsi="仿宋_GB2312" w:eastAsia="仿宋_GB2312"/>
@@ -2994,6 +2970,7 @@
               <w:bottom w:val="single" w:color="000000" w:sz="4" w:space="0"/>
               <w:right w:val="single" w:color="000000" w:sz="4" w:space="0"/>
             </w:tcBorders>
+            <w:vAlign w:val="center"/>
           </w:tcPr>
           <w:p>
             <w:pPr>
@@ -3018,16 +2995,9 @@
             <w:insideH w:val="single" w:color="000000" w:sz="4" w:space="0"/>
             <w:insideV w:val="single" w:color="000000" w:sz="4" w:space="0"/>
           </w:tblBorders>
-          <w:tblCellMar>
-            <w:top w:w="0" w:type="dxa"/>
-            <w:left w:w="0" w:type="dxa"/>
-            <w:bottom w:w="0" w:type="dxa"/>
-            <w:right w:w="0" w:type="dxa"/>
-          </w:tblCellMar>
         </w:tblPrEx>
         <w:trPr>
           <w:trHeight w:val="1097" w:hRule="atLeast"/>
-          <w:jc w:val="center"/>
         </w:trPr>
         <w:tc>
           <w:tcPr>
@@ -3051,6 +3021,8 @@
                 <w:sz w:val="24"/>
               </w:rPr>
             </w:pPr>
+            <w:bookmarkStart w:id="0" w:name="_GoBack"/>
+            <w:bookmarkEnd w:id="0"/>
             <w:r>
               <w:rPr>
                 <w:rStyle w:val="7"/>
@@ -3085,9 +3057,8 @@
             </w:pPr>
             <w:r>
               <w:rPr>
-                <w:rFonts w:hint="eastAsia"/>
-                <w:sz w:val="24"/>
-                <w:lang w:val="en-US" w:eastAsia="zh-CN"/>
+                <w:rFonts w:hint="eastAsia" w:ascii="新宋体-18030" w:hAnsi="新宋体-18030" w:eastAsia="新宋体-18030"/>
+                <w:sz w:val="24"/>
               </w:rPr>
               <w:t>{{退休原因}}</w:t>
             </w:r>
@@ -3113,7 +3084,6 @@
         </w:tblPrEx>
         <w:trPr>
           <w:trHeight w:val="1302" w:hRule="atLeast"/>
-          <w:jc w:val="center"/>
         </w:trPr>
         <w:tc>
           <w:tcPr>
@@ -3199,21 +3169,7 @@
             <w:vAlign w:val="center"/>
           </w:tcPr>
           <w:p>
-            <w:pPr>
-              <w:spacing w:line="400" w:lineRule="exact"/>
-              <w:jc w:val="left"/>
-              <w:rPr>
-                <w:rStyle w:val="7"/>
-                <w:rFonts w:hint="eastAsia" w:ascii="新宋体-18030" w:hAnsi="新宋体-18030" w:eastAsia="新宋体-18030"/>
-                <w:sz w:val="24"/>
-              </w:rPr>
-            </w:pPr>
-            <w:r>
-              <w:rPr>
-                <w:rFonts w:hint="eastAsia"/>
-                <w:sz w:val="24"/>
-                <w:lang w:val="en-US" w:eastAsia="zh-CN"/>
-              </w:rPr>
+            <w:r>
               <w:t>{{直系亲属信息}}</w:t>
             </w:r>
           </w:p>
@@ -3238,7 +3194,6 @@
         </w:tblPrEx>
         <w:trPr>
           <w:trHeight w:val="1022" w:hRule="atLeast"/>
-          <w:jc w:val="center"/>
         </w:trPr>
         <w:tc>
           <w:tcPr>
@@ -3258,33 +3213,33 @@
               <w:jc w:val="center"/>
               <w:rPr>
                 <w:rStyle w:val="7"/>
+                <w:rFonts w:hint="eastAsia" w:ascii="仿宋_GB2312" w:hAnsi="新宋体-18030" w:eastAsia="仿宋_GB2312"/>
+                <w:sz w:val="24"/>
+              </w:rPr>
+            </w:pPr>
+            <w:r>
+              <w:rPr>
+                <w:rStyle w:val="7"/>
                 <w:rFonts w:ascii="仿宋_GB2312" w:hAnsi="新宋体-18030" w:eastAsia="仿宋_GB2312"/>
                 <w:sz w:val="24"/>
               </w:rPr>
-            </w:pPr>
-            <w:r>
+              <w:t>退 休 后</w:t>
+            </w:r>
+          </w:p>
+          <w:p>
+            <w:pPr>
+              <w:spacing w:line="400" w:lineRule="exact"/>
+              <w:jc w:val="center"/>
               <w:rPr>
                 <w:rStyle w:val="7"/>
                 <w:rFonts w:hint="eastAsia" w:ascii="仿宋_GB2312" w:hAnsi="新宋体-18030" w:eastAsia="仿宋_GB2312"/>
                 <w:sz w:val="24"/>
               </w:rPr>
-              <w:t>退休后</w:t>
-            </w:r>
-          </w:p>
-          <w:p>
-            <w:pPr>
-              <w:spacing w:line="400" w:lineRule="exact"/>
-              <w:jc w:val="center"/>
-              <w:rPr>
-                <w:rStyle w:val="7"/>
-                <w:rFonts w:hint="eastAsia" w:ascii="仿宋_GB2312" w:hAnsi="新宋体-18030" w:eastAsia="仿宋_GB2312"/>
-                <w:sz w:val="24"/>
-              </w:rPr>
-            </w:pPr>
-            <w:r>
-              <w:rPr>
-                <w:rStyle w:val="7"/>
-                <w:rFonts w:hint="eastAsia" w:ascii="仿宋_GB2312" w:hAnsi="新宋体-18030" w:eastAsia="仿宋_GB2312"/>
+            </w:pPr>
+            <w:r>
+              <w:rPr>
+                <w:rStyle w:val="7"/>
+                <w:rFonts w:ascii="仿宋_GB2312" w:hAnsi="新宋体-18030" w:eastAsia="仿宋_GB2312"/>
                 <w:sz w:val="24"/>
               </w:rPr>
               <w:t>居住地址</w:t>
@@ -3309,19 +3264,16 @@
               <w:jc w:val="center"/>
               <w:rPr>
                 <w:rStyle w:val="7"/>
-                <w:rFonts w:hint="default" w:ascii="新宋体-18030" w:hAnsi="新宋体-18030" w:eastAsia="新宋体-18030"/>
-                <w:sz w:val="24"/>
-                <w:lang w:val="en-US" w:eastAsia="zh-CN"/>
-              </w:rPr>
-            </w:pPr>
-            <w:r>
-              <w:rPr>
-                <w:rStyle w:val="7"/>
                 <w:rFonts w:hint="eastAsia" w:ascii="新宋体-18030" w:hAnsi="新宋体-18030" w:eastAsia="新宋体-18030"/>
                 <w:sz w:val="24"/>
-                <w:lang w:val="en-US" w:eastAsia="zh-CN"/>
-              </w:rPr>
-              <w:t>太平镇太杨路2号</w:t>
+              </w:rPr>
+            </w:pPr>
+            <w:r>
+              <w:rPr>
+                <w:rFonts w:hint="eastAsia" w:ascii="新宋体-18030" w:hAnsi="新宋体-18030" w:eastAsia="新宋体-18030"/>
+                <w:sz w:val="24"/>
+              </w:rPr>
+              <w:t>{{退休后居住地址}}</w:t>
             </w:r>
           </w:p>
         </w:tc>
@@ -3384,7 +3336,7 @@
                 <w:rFonts w:ascii="新宋体-18030" w:hAnsi="新宋体-18030" w:eastAsia="新宋体-18030"/>
                 <w:sz w:val="24"/>
               </w:rPr>
-              <w:t>枣阳市人力资源和社会保障局</w:t>
+              <w:t>{{发给退休费的单位}}</w:t>
             </w:r>
           </w:p>
         </w:tc>
@@ -3408,7 +3360,6 @@
         </w:tblPrEx>
         <w:trPr>
           <w:trHeight w:val="983" w:hRule="atLeast"/>
-          <w:jc w:val="center"/>
         </w:trPr>
         <w:tc>
           <w:tcPr>
@@ -3585,6 +3536,16 @@
                 <w:sz w:val="20"/>
               </w:rPr>
             </w:pPr>
+            <w:r>
+              <w:rPr>
+                <w:rStyle w:val="7"/>
+                <w:rFonts w:ascii="宋体" w:hAnsi="宋体"/>
+                <w:color w:val="000000"/>
+                <w:sz w:val="22"/>
+                <w:szCs w:val="22"/>
+              </w:rPr>
+              <w:t>级</w:t>
+            </w:r>
           </w:p>
         </w:tc>
       </w:tr>
@@ -3607,7 +3568,6 @@
         </w:tblPrEx>
         <w:trPr>
           <w:trHeight w:val="987" w:hRule="atLeast"/>
-          <w:jc w:val="center"/>
         </w:trPr>
         <w:tc>
           <w:tcPr>
@@ -3710,21 +3670,13 @@
           </w:tcPr>
           <w:p>
             <w:pPr>
-              <w:jc w:val="center"/>
-              <w:rPr>
-                <w:rStyle w:val="7"/>
-                <w:sz w:val="22"/>
-                <w:szCs w:val="21"/>
-              </w:rPr>
-            </w:pPr>
-            <w:r>
-              <w:rPr>
-                <w:rFonts w:hint="eastAsia"/>
-                <w:sz w:val="24"/>
-                <w:lang w:val="en-US" w:eastAsia="zh-CN"/>
-              </w:rPr>
-              <w:t>{{岗位1}}</w:t>
-            </w:r>
+              <w:jc w:val="right"/>
+              <w:rPr>
+                <w:rStyle w:val="7"/>
+                <w:sz w:val="22"/>
+                <w:szCs w:val="21"/>
+              </w:rPr>
+            </w:pPr>
           </w:p>
         </w:tc>
         <w:tc>
@@ -3797,14 +3749,6 @@
                 <w:szCs w:val="21"/>
               </w:rPr>
             </w:pPr>
-            <w:r>
-              <w:rPr>
-                <w:rFonts w:hint="eastAsia"/>
-                <w:sz w:val="24"/>
-                <w:lang w:val="en-US" w:eastAsia="zh-CN"/>
-              </w:rPr>
-              <w:t>{{职务1}}</w:t>
-            </w:r>
           </w:p>
         </w:tc>
         <w:tc>
@@ -3850,22 +3794,20 @@
           </w:tcPr>
           <w:p>
             <w:pPr>
-              <w:jc w:val="center"/>
-              <w:rPr>
-                <w:rStyle w:val="7"/>
-                <w:rFonts w:hint="default"/>
-                <w:sz w:val="22"/>
-                <w:szCs w:val="21"/>
-                <w:lang w:val="en-US"/>
-              </w:rPr>
-            </w:pPr>
-            <w:r>
-              <w:rPr>
-                <w:rFonts w:hint="eastAsia"/>
-                <w:sz w:val="24"/>
-                <w:lang w:val="en-US" w:eastAsia="zh-CN"/>
-              </w:rPr>
-              <w:t>{{薪级1}}级</w:t>
+              <w:jc w:val="right"/>
+              <w:rPr>
+                <w:rStyle w:val="7"/>
+                <w:sz w:val="22"/>
+                <w:szCs w:val="21"/>
+              </w:rPr>
+            </w:pPr>
+            <w:r>
+              <w:rPr>
+                <w:rStyle w:val="7"/>
+                <w:sz w:val="22"/>
+                <w:szCs w:val="21"/>
+              </w:rPr>
+              <w:t xml:space="preserve">   </w:t>
             </w:r>
           </w:p>
         </w:tc>
@@ -3889,7 +3831,6 @@
         </w:tblPrEx>
         <w:trPr>
           <w:trHeight w:val="1072" w:hRule="atLeast"/>
-          <w:jc w:val="center"/>
         </w:trPr>
         <w:tc>
           <w:tcPr>
@@ -3992,7 +3933,7 @@
           </w:tcPr>
           <w:p>
             <w:pPr>
-              <w:jc w:val="center"/>
+              <w:jc w:val="right"/>
               <w:rPr>
                 <w:rStyle w:val="7"/>
                 <w:sz w:val="22"/>
@@ -4002,8 +3943,8 @@
             <w:r>
               <w:rPr>
                 <w:rFonts w:hint="eastAsia"/>
-                <w:sz w:val="24"/>
-                <w:lang w:val="en-US" w:eastAsia="zh-CN"/>
+                <w:sz w:val="22"/>
+                <w:szCs w:val="21"/>
               </w:rPr>
               <w:t>{{岗位2}}</w:t>
             </w:r>
@@ -4082,8 +4023,8 @@
             <w:r>
               <w:rPr>
                 <w:rFonts w:hint="eastAsia"/>
-                <w:sz w:val="24"/>
-                <w:lang w:val="en-US" w:eastAsia="zh-CN"/>
+                <w:sz w:val="22"/>
+                <w:szCs w:val="21"/>
               </w:rPr>
               <w:t>{{职务2}}</w:t>
             </w:r>
@@ -4132,7 +4073,7 @@
           </w:tcPr>
           <w:p>
             <w:pPr>
-              <w:jc w:val="center"/>
+              <w:jc w:val="right"/>
               <w:rPr>
                 <w:rStyle w:val="7"/>
                 <w:sz w:val="22"/>
@@ -4142,19 +4083,10 @@
             <w:r>
               <w:rPr>
                 <w:rFonts w:hint="eastAsia"/>
-                <w:sz w:val="24"/>
-                <w:lang w:val="en-US" w:eastAsia="zh-CN"/>
+                <w:sz w:val="22"/>
+                <w:szCs w:val="21"/>
               </w:rPr>
               <w:t>{{薪级2}}</w:t>
-            </w:r>
-            <w:r>
-              <w:rPr>
-                <w:rStyle w:val="7"/>
-                <w:rFonts w:hint="eastAsia"/>
-                <w:sz w:val="22"/>
-                <w:szCs w:val="21"/>
-              </w:rPr>
-              <w:t>级</w:t>
             </w:r>
           </w:p>
         </w:tc>
@@ -4178,7 +4110,6 @@
         </w:tblPrEx>
         <w:trPr>
           <w:trHeight w:val="1072" w:hRule="atLeast"/>
-          <w:jc w:val="center"/>
         </w:trPr>
         <w:tc>
           <w:tcPr>
@@ -4281,21 +4212,13 @@
           </w:tcPr>
           <w:p>
             <w:pPr>
-              <w:jc w:val="center"/>
-              <w:rPr>
-                <w:rStyle w:val="7"/>
-                <w:sz w:val="22"/>
-                <w:szCs w:val="21"/>
-              </w:rPr>
-            </w:pPr>
-            <w:r>
-              <w:rPr>
-                <w:rFonts w:hint="eastAsia"/>
-                <w:sz w:val="24"/>
-                <w:lang w:val="en-US" w:eastAsia="zh-CN"/>
-              </w:rPr>
-              <w:t>{{岗位3}}</w:t>
-            </w:r>
+              <w:jc w:val="right"/>
+              <w:rPr>
+                <w:rStyle w:val="7"/>
+                <w:sz w:val="22"/>
+                <w:szCs w:val="21"/>
+              </w:rPr>
+            </w:pPr>
           </w:p>
         </w:tc>
         <w:tc>
@@ -4350,14 +4273,6 @@
                 <w:szCs w:val="21"/>
               </w:rPr>
             </w:pPr>
-            <w:r>
-              <w:rPr>
-                <w:rFonts w:hint="eastAsia"/>
-                <w:sz w:val="24"/>
-                <w:lang w:val="en-US" w:eastAsia="zh-CN"/>
-              </w:rPr>
-              <w:t>{{职务3}}</w:t>
-            </w:r>
           </w:p>
         </w:tc>
         <w:tc>
@@ -4403,28 +4318,20 @@
           </w:tcPr>
           <w:p>
             <w:pPr>
-              <w:jc w:val="center"/>
-              <w:rPr>
-                <w:rStyle w:val="7"/>
-                <w:sz w:val="22"/>
-                <w:szCs w:val="21"/>
-              </w:rPr>
-            </w:pPr>
-            <w:r>
-              <w:rPr>
-                <w:rFonts w:hint="eastAsia"/>
-                <w:sz w:val="24"/>
-                <w:lang w:val="en-US" w:eastAsia="zh-CN"/>
-              </w:rPr>
-              <w:t>{{薪级3}}</w:t>
-            </w:r>
-            <w:r>
-              <w:rPr>
-                <w:rStyle w:val="7"/>
-                <w:sz w:val="22"/>
-                <w:szCs w:val="21"/>
-              </w:rPr>
-              <w:t>级</w:t>
+              <w:jc w:val="right"/>
+              <w:rPr>
+                <w:rStyle w:val="7"/>
+                <w:sz w:val="22"/>
+                <w:szCs w:val="21"/>
+              </w:rPr>
+            </w:pPr>
+            <w:r>
+              <w:rPr>
+                <w:rStyle w:val="7"/>
+                <w:sz w:val="22"/>
+                <w:szCs w:val="21"/>
+              </w:rPr>
+              <w:t xml:space="preserve">  级</w:t>
             </w:r>
           </w:p>
         </w:tc>
@@ -4448,7 +4355,6 @@
         </w:tblPrEx>
         <w:trPr>
           <w:trHeight w:val="946" w:hRule="atLeast"/>
-          <w:jc w:val="center"/>
         </w:trPr>
         <w:tc>
           <w:tcPr>
@@ -4481,38 +4387,20 @@
                 <w:sz w:val="28"/>
                 <w:szCs w:val="21"/>
               </w:rPr>
-              <w:t>最后一次职务（技术职称）升降时</w:t>
-            </w:r>
-            <w:r>
+              <w:t>最后一次职务（技术职称）升降时间：{{最后一次职务（技术职称升降时间}}</w:t>
+            </w:r>
+          </w:p>
+          <w:p>
+            <w:pPr>
+              <w:spacing w:line="400" w:lineRule="exact"/>
+              <w:jc w:val="center"/>
               <w:rPr>
                 <w:rStyle w:val="7"/>
                 <w:rFonts w:hint="eastAsia" w:ascii="宋体" w:hAnsi="宋体"/>
                 <w:sz w:val="28"/>
                 <w:szCs w:val="21"/>
               </w:rPr>
-              <w:t>间</w:t>
-            </w:r>
-          </w:p>
-          <w:p>
-            <w:pPr>
-              <w:spacing w:line="400" w:lineRule="exact"/>
-              <w:jc w:val="center"/>
-              <w:rPr>
-                <w:rStyle w:val="7"/>
-                <w:rFonts w:hint="default" w:ascii="宋体" w:hAnsi="宋体" w:eastAsia="宋体"/>
-                <w:sz w:val="28"/>
-                <w:szCs w:val="21"/>
-                <w:lang w:val="en-US" w:eastAsia="zh-CN"/>
-              </w:rPr>
-            </w:pPr>
-            <w:r>
-              <w:rPr>
-                <w:rFonts w:hint="eastAsia"/>
-                <w:sz w:val="24"/>
-                <w:lang w:val="en-US" w:eastAsia="zh-CN"/>
-              </w:rPr>
-              <w:t>{{最后一次职务（技术职称升降时间}}</w:t>
-            </w:r>
+            </w:pPr>
           </w:p>
         </w:tc>
         <w:tc>
@@ -4590,7 +4478,7 @@
           </w:tcPr>
           <w:p>
             <w:pPr>
-              <w:jc w:val="center"/>
+              <w:jc w:val="right"/>
               <w:rPr>
                 <w:rStyle w:val="7"/>
                 <w:sz w:val="22"/>
@@ -4644,7 +4532,7 @@
           </w:tcPr>
           <w:p>
             <w:pPr>
-              <w:jc w:val="center"/>
+              <w:jc w:val="right"/>
               <w:rPr>
                 <w:rStyle w:val="7"/>
                 <w:sz w:val="22"/>
@@ -4681,7 +4569,6 @@
         </w:tblPrEx>
         <w:trPr>
           <w:trHeight w:val="1072" w:hRule="atLeast"/>
-          <w:jc w:val="center"/>
         </w:trPr>
         <w:tc>
           <w:tcPr>
@@ -4784,21 +4671,13 @@
           </w:tcPr>
           <w:p>
             <w:pPr>
-              <w:jc w:val="center"/>
-              <w:rPr>
-                <w:rStyle w:val="7"/>
-                <w:sz w:val="22"/>
-                <w:szCs w:val="21"/>
-              </w:rPr>
-            </w:pPr>
-            <w:r>
-              <w:rPr>
-                <w:rFonts w:hint="eastAsia"/>
-                <w:sz w:val="24"/>
-                <w:lang w:val="en-US" w:eastAsia="zh-CN"/>
-              </w:rPr>
-              <w:t>{{岗位4}}</w:t>
-            </w:r>
+              <w:jc w:val="right"/>
+              <w:rPr>
+                <w:rStyle w:val="7"/>
+                <w:sz w:val="22"/>
+                <w:szCs w:val="21"/>
+              </w:rPr>
+            </w:pPr>
           </w:p>
         </w:tc>
         <w:tc>
@@ -4871,14 +4750,6 @@
                 <w:szCs w:val="21"/>
               </w:rPr>
             </w:pPr>
-            <w:r>
-              <w:rPr>
-                <w:rFonts w:hint="eastAsia"/>
-                <w:sz w:val="24"/>
-                <w:lang w:val="en-US" w:eastAsia="zh-CN"/>
-              </w:rPr>
-              <w:t>{{职务4}}</w:t>
-            </w:r>
           </w:p>
         </w:tc>
         <w:tc>
@@ -4924,28 +4795,20 @@
           </w:tcPr>
           <w:p>
             <w:pPr>
-              <w:jc w:val="center"/>
-              <w:rPr>
-                <w:rStyle w:val="7"/>
-                <w:sz w:val="22"/>
-                <w:szCs w:val="21"/>
-              </w:rPr>
-            </w:pPr>
-            <w:r>
-              <w:rPr>
-                <w:rFonts w:hint="eastAsia"/>
-                <w:sz w:val="24"/>
-                <w:lang w:val="en-US" w:eastAsia="zh-CN"/>
-              </w:rPr>
-              <w:t>{{薪级4}}</w:t>
-            </w:r>
-            <w:r>
-              <w:rPr>
-                <w:rStyle w:val="7"/>
-                <w:sz w:val="22"/>
-                <w:szCs w:val="21"/>
-              </w:rPr>
-              <w:t>级</w:t>
+              <w:jc w:val="right"/>
+              <w:rPr>
+                <w:rStyle w:val="7"/>
+                <w:sz w:val="22"/>
+                <w:szCs w:val="21"/>
+              </w:rPr>
+            </w:pPr>
+            <w:r>
+              <w:rPr>
+                <w:rStyle w:val="7"/>
+                <w:sz w:val="22"/>
+                <w:szCs w:val="21"/>
+              </w:rPr>
+              <w:t xml:space="preserve">   级</w:t>
             </w:r>
           </w:p>
         </w:tc>
@@ -4969,7 +4832,6 @@
         </w:tblPrEx>
         <w:trPr>
           <w:trHeight w:val="1072" w:hRule="atLeast"/>
-          <w:jc w:val="center"/>
         </w:trPr>
         <w:tc>
           <w:tcPr>
@@ -5072,7 +4934,7 @@
           </w:tcPr>
           <w:p>
             <w:pPr>
-              <w:jc w:val="center"/>
+              <w:jc w:val="right"/>
               <w:rPr>
                 <w:rStyle w:val="7"/>
                 <w:sz w:val="22"/>
@@ -5082,8 +4944,8 @@
             <w:r>
               <w:rPr>
                 <w:rFonts w:hint="eastAsia"/>
-                <w:sz w:val="24"/>
-                <w:lang w:val="en-US" w:eastAsia="zh-CN"/>
+                <w:sz w:val="22"/>
+                <w:szCs w:val="21"/>
               </w:rPr>
               <w:t>{{岗位5}}</w:t>
             </w:r>
@@ -5162,8 +5024,8 @@
             <w:r>
               <w:rPr>
                 <w:rFonts w:hint="eastAsia"/>
-                <w:sz w:val="24"/>
-                <w:lang w:val="en-US" w:eastAsia="zh-CN"/>
+                <w:sz w:val="22"/>
+                <w:szCs w:val="21"/>
               </w:rPr>
               <w:t>{{职务5}}</w:t>
             </w:r>
@@ -5212,7 +5074,7 @@
           </w:tcPr>
           <w:p>
             <w:pPr>
-              <w:jc w:val="center"/>
+              <w:jc w:val="right"/>
               <w:rPr>
                 <w:rStyle w:val="7"/>
                 <w:sz w:val="22"/>
@@ -5222,18 +5084,249 @@
             <w:r>
               <w:rPr>
                 <w:rFonts w:hint="eastAsia"/>
-                <w:sz w:val="24"/>
-                <w:lang w:val="en-US" w:eastAsia="zh-CN"/>
+                <w:sz w:val="22"/>
+                <w:szCs w:val="21"/>
               </w:rPr>
               <w:t>{{薪级5}}</w:t>
             </w:r>
-            <w:r>
-              <w:rPr>
-                <w:rStyle w:val="7"/>
-                <w:sz w:val="22"/>
-                <w:szCs w:val="21"/>
-              </w:rPr>
-              <w:t>级</w:t>
+          </w:p>
+        </w:tc>
+      </w:tr>
+      <w:tr>
+        <w:tblPrEx>
+          <w:tblBorders>
+            <w:top w:val="single" w:color="000000" w:sz="4" w:space="0"/>
+            <w:left w:val="single" w:color="000000" w:sz="4" w:space="0"/>
+            <w:bottom w:val="single" w:color="000000" w:sz="4" w:space="0"/>
+            <w:right w:val="single" w:color="000000" w:sz="4" w:space="0"/>
+            <w:insideH w:val="single" w:color="000000" w:sz="4" w:space="0"/>
+            <w:insideV w:val="single" w:color="000000" w:sz="4" w:space="0"/>
+          </w:tblBorders>
+        </w:tblPrEx>
+        <w:trPr>
+          <w:trHeight w:val="1072" w:hRule="atLeast"/>
+        </w:trPr>
+        <w:tc>
+          <w:tcPr>
+            <w:tcW w:w="1728" w:type="dxa"/>
+            <w:gridSpan w:val="2"/>
+            <w:vMerge w:val="continue"/>
+            <w:tcBorders>
+              <w:top w:val="single" w:color="000000" w:sz="4" w:space="0"/>
+              <w:left w:val="single" w:color="000000" w:sz="4" w:space="0"/>
+              <w:bottom w:val="single" w:color="000000" w:sz="4" w:space="0"/>
+              <w:right w:val="single" w:color="000000" w:sz="4" w:space="0"/>
+            </w:tcBorders>
+            <w:vAlign w:val="center"/>
+          </w:tcPr>
+          <w:p>
+            <w:pPr>
+              <w:spacing w:line="400" w:lineRule="exact"/>
+              <w:jc w:val="center"/>
+              <w:rPr>
+                <w:rStyle w:val="7"/>
+                <w:rFonts w:hint="eastAsia" w:ascii="宋体" w:hAnsi="宋体"/>
+                <w:sz w:val="28"/>
+                <w:szCs w:val="21"/>
+              </w:rPr>
+            </w:pPr>
+          </w:p>
+        </w:tc>
+        <w:tc>
+          <w:tcPr>
+            <w:tcW w:w="1522" w:type="dxa"/>
+            <w:gridSpan w:val="2"/>
+            <w:tcBorders>
+              <w:top w:val="single" w:color="000000" w:sz="4" w:space="0"/>
+              <w:left w:val="single" w:color="000000" w:sz="4" w:space="0"/>
+              <w:bottom w:val="single" w:color="000000" w:sz="4" w:space="0"/>
+              <w:right w:val="single" w:color="000000" w:sz="4" w:space="0"/>
+            </w:tcBorders>
+            <w:vAlign w:val="center"/>
+          </w:tcPr>
+          <w:p>
+            <w:pPr>
+              <w:jc w:val="center"/>
+              <w:rPr>
+                <w:rStyle w:val="7"/>
+                <w:sz w:val="22"/>
+                <w:szCs w:val="21"/>
+              </w:rPr>
+            </w:pPr>
+            <w:r>
+              <w:rPr>
+                <w:rStyle w:val="7"/>
+                <w:sz w:val="22"/>
+                <w:szCs w:val="21"/>
+              </w:rPr>
+              <w:t>事业工勤</w:t>
+            </w:r>
+          </w:p>
+        </w:tc>
+        <w:tc>
+          <w:tcPr>
+            <w:tcW w:w="1178" w:type="dxa"/>
+            <w:gridSpan w:val="2"/>
+            <w:tcBorders>
+              <w:top w:val="single" w:color="000000" w:sz="4" w:space="0"/>
+              <w:left w:val="single" w:color="000000" w:sz="4" w:space="0"/>
+              <w:bottom w:val="single" w:color="000000" w:sz="4" w:space="0"/>
+              <w:right w:val="single" w:color="000000" w:sz="4" w:space="0"/>
+            </w:tcBorders>
+            <w:vAlign w:val="center"/>
+          </w:tcPr>
+          <w:p>
+            <w:pPr>
+              <w:jc w:val="center"/>
+              <w:rPr>
+                <w:rStyle w:val="7"/>
+                <w:sz w:val="22"/>
+                <w:szCs w:val="21"/>
+              </w:rPr>
+            </w:pPr>
+            <w:r>
+              <w:rPr>
+                <w:rStyle w:val="7"/>
+                <w:sz w:val="22"/>
+                <w:szCs w:val="21"/>
+              </w:rPr>
+              <w:t>岗位</w:t>
+            </w:r>
+          </w:p>
+        </w:tc>
+        <w:tc>
+          <w:tcPr>
+            <w:tcW w:w="1171" w:type="dxa"/>
+            <w:tcBorders>
+              <w:top w:val="single" w:color="000000" w:sz="4" w:space="0"/>
+              <w:left w:val="single" w:color="000000" w:sz="4" w:space="0"/>
+              <w:bottom w:val="single" w:color="000000" w:sz="4" w:space="0"/>
+              <w:right w:val="single" w:color="000000" w:sz="4" w:space="0"/>
+            </w:tcBorders>
+            <w:vAlign w:val="center"/>
+          </w:tcPr>
+          <w:p>
+            <w:pPr>
+              <w:jc w:val="right"/>
+              <w:rPr>
+                <w:rStyle w:val="7"/>
+                <w:sz w:val="22"/>
+                <w:szCs w:val="21"/>
+              </w:rPr>
+            </w:pPr>
+          </w:p>
+        </w:tc>
+        <w:tc>
+          <w:tcPr>
+            <w:tcW w:w="1040" w:type="dxa"/>
+            <w:gridSpan w:val="3"/>
+            <w:tcBorders>
+              <w:top w:val="single" w:color="000000" w:sz="4" w:space="0"/>
+              <w:left w:val="single" w:color="000000" w:sz="4" w:space="0"/>
+              <w:bottom w:val="single" w:color="000000" w:sz="4" w:space="0"/>
+              <w:right w:val="single" w:color="000000" w:sz="4" w:space="0"/>
+            </w:tcBorders>
+            <w:vAlign w:val="center"/>
+          </w:tcPr>
+          <w:p>
+            <w:pPr>
+              <w:jc w:val="center"/>
+              <w:rPr>
+                <w:rStyle w:val="7"/>
+                <w:sz w:val="22"/>
+                <w:szCs w:val="21"/>
+              </w:rPr>
+            </w:pPr>
+            <w:r>
+              <w:rPr>
+                <w:rStyle w:val="7"/>
+                <w:sz w:val="22"/>
+                <w:szCs w:val="21"/>
+              </w:rPr>
+              <w:t>对应技术等级</w:t>
+            </w:r>
+          </w:p>
+        </w:tc>
+        <w:tc>
+          <w:tcPr>
+            <w:tcW w:w="945" w:type="dxa"/>
+            <w:gridSpan w:val="3"/>
+            <w:tcBorders>
+              <w:top w:val="single" w:color="000000" w:sz="4" w:space="0"/>
+              <w:left w:val="single" w:color="000000" w:sz="4" w:space="0"/>
+              <w:bottom w:val="single" w:color="000000" w:sz="4" w:space="0"/>
+              <w:right w:val="single" w:color="000000" w:sz="4" w:space="0"/>
+            </w:tcBorders>
+            <w:vAlign w:val="center"/>
+          </w:tcPr>
+          <w:p>
+            <w:pPr>
+              <w:jc w:val="center"/>
+              <w:rPr>
+                <w:rStyle w:val="7"/>
+                <w:sz w:val="22"/>
+                <w:szCs w:val="21"/>
+              </w:rPr>
+            </w:pPr>
+          </w:p>
+        </w:tc>
+        <w:tc>
+          <w:tcPr>
+            <w:tcW w:w="1005" w:type="dxa"/>
+            <w:tcBorders>
+              <w:top w:val="single" w:color="000000" w:sz="4" w:space="0"/>
+              <w:left w:val="single" w:color="000000" w:sz="4" w:space="0"/>
+              <w:bottom w:val="single" w:color="000000" w:sz="4" w:space="0"/>
+              <w:right w:val="single" w:color="000000" w:sz="4" w:space="0"/>
+            </w:tcBorders>
+            <w:vAlign w:val="center"/>
+          </w:tcPr>
+          <w:p>
+            <w:pPr>
+              <w:jc w:val="center"/>
+              <w:rPr>
+                <w:rStyle w:val="7"/>
+                <w:sz w:val="22"/>
+                <w:szCs w:val="21"/>
+              </w:rPr>
+            </w:pPr>
+            <w:r>
+              <w:rPr>
+                <w:rStyle w:val="7"/>
+                <w:sz w:val="22"/>
+                <w:szCs w:val="21"/>
+              </w:rPr>
+              <w:t>薪级</w:t>
+            </w:r>
+          </w:p>
+        </w:tc>
+        <w:tc>
+          <w:tcPr>
+            <w:tcW w:w="855" w:type="dxa"/>
+            <w:tcBorders>
+              <w:top w:val="single" w:color="000000" w:sz="4" w:space="0"/>
+              <w:left w:val="single" w:color="000000" w:sz="4" w:space="0"/>
+              <w:bottom w:val="single" w:color="000000" w:sz="4" w:space="0"/>
+              <w:right w:val="single" w:color="000000" w:sz="4" w:space="0"/>
+            </w:tcBorders>
+            <w:vAlign w:val="center"/>
+          </w:tcPr>
+          <w:p>
+            <w:pPr>
+              <w:jc w:val="right"/>
+              <w:rPr>
+                <w:rStyle w:val="7"/>
+                <w:sz w:val="22"/>
+                <w:szCs w:val="21"/>
+              </w:rPr>
+            </w:pPr>
+            <w:r>
+              <w:rPr>
+                <w:rStyle w:val="7"/>
+                <w:sz w:val="22"/>
+                <w:szCs w:val="21"/>
+              </w:rPr>
+              <w:t xml:space="preserve">   级</w:t>
             </w:r>
           </w:p>
         </w:tc>
@@ -5257,13 +5350,12 @@
         </w:tblPrEx>
         <w:trPr>
           <w:trHeight w:val="1072" w:hRule="atLeast"/>
-          <w:jc w:val="center"/>
         </w:trPr>
         <w:tc>
           <w:tcPr>
             <w:tcW w:w="1728" w:type="dxa"/>
             <w:gridSpan w:val="2"/>
-            <w:vMerge w:val="continue"/>
+            <w:vMerge w:val="restart"/>
             <w:tcBorders>
               <w:top w:val="single" w:color="000000" w:sz="4" w:space="0"/>
               <w:left w:val="single" w:color="000000" w:sz="4" w:space="0"/>
@@ -5279,10 +5371,19 @@
               <w:rPr>
                 <w:rStyle w:val="7"/>
                 <w:rFonts w:hint="eastAsia" w:ascii="宋体" w:hAnsi="宋体"/>
+                <w:sz w:val="22"/>
+                <w:szCs w:val="22"/>
+              </w:rPr>
+            </w:pPr>
+            <w:r>
+              <w:rPr>
+                <w:rStyle w:val="7"/>
+                <w:rFonts w:ascii="宋体" w:hAnsi="宋体"/>
                 <w:sz w:val="28"/>
-                <w:szCs w:val="21"/>
-              </w:rPr>
-            </w:pPr>
+                <w:szCs w:val="28"/>
+              </w:rPr>
+              <w:t>退休时</w:t>
+            </w:r>
           </w:p>
         </w:tc>
         <w:tc>
@@ -5312,7 +5413,7 @@
                 <w:sz w:val="22"/>
                 <w:szCs w:val="21"/>
               </w:rPr>
-              <w:t>事业工勤</w:t>
+              <w:t>机关工人</w:t>
             </w:r>
           </w:p>
         </w:tc>
@@ -5343,7 +5444,7 @@
                 <w:sz w:val="22"/>
                 <w:szCs w:val="21"/>
               </w:rPr>
-              <w:t>岗位</w:t>
+              <w:t>技术等级</w:t>
             </w:r>
           </w:p>
         </w:tc>
@@ -5360,150 +5461,74 @@
           </w:tcPr>
           <w:p>
             <w:pPr>
-              <w:jc w:val="center"/>
-              <w:rPr>
-                <w:rStyle w:val="7"/>
-                <w:sz w:val="22"/>
-                <w:szCs w:val="21"/>
-              </w:rPr>
-            </w:pPr>
-            <w:r>
-              <w:rPr>
-                <w:rFonts w:hint="eastAsia"/>
-                <w:sz w:val="24"/>
-                <w:lang w:val="en-US" w:eastAsia="zh-CN"/>
-              </w:rPr>
-              <w:t>{{岗位6}}</w:t>
-            </w:r>
-          </w:p>
-        </w:tc>
-        <w:tc>
-          <w:tcPr>
-            <w:tcW w:w="1040" w:type="dxa"/>
-            <w:gridSpan w:val="3"/>
-            <w:tcBorders>
-              <w:top w:val="single" w:color="000000" w:sz="4" w:space="0"/>
-              <w:left w:val="single" w:color="000000" w:sz="4" w:space="0"/>
-              <w:bottom w:val="single" w:color="000000" w:sz="4" w:space="0"/>
-              <w:right w:val="single" w:color="000000" w:sz="4" w:space="0"/>
-            </w:tcBorders>
-            <w:vAlign w:val="center"/>
-          </w:tcPr>
-          <w:p>
-            <w:pPr>
-              <w:jc w:val="center"/>
-              <w:rPr>
-                <w:rStyle w:val="7"/>
-                <w:sz w:val="22"/>
-                <w:szCs w:val="21"/>
-              </w:rPr>
-            </w:pPr>
-            <w:r>
-              <w:rPr>
-                <w:rStyle w:val="7"/>
-                <w:sz w:val="22"/>
-                <w:szCs w:val="21"/>
-              </w:rPr>
-              <w:t>对应技术等级</w:t>
-            </w:r>
-          </w:p>
-        </w:tc>
-        <w:tc>
-          <w:tcPr>
-            <w:tcW w:w="945" w:type="dxa"/>
-            <w:gridSpan w:val="3"/>
-            <w:tcBorders>
-              <w:top w:val="single" w:color="000000" w:sz="4" w:space="0"/>
-              <w:left w:val="single" w:color="000000" w:sz="4" w:space="0"/>
-              <w:bottom w:val="single" w:color="000000" w:sz="4" w:space="0"/>
-              <w:right w:val="single" w:color="000000" w:sz="4" w:space="0"/>
-            </w:tcBorders>
-            <w:vAlign w:val="center"/>
-          </w:tcPr>
-          <w:p>
-            <w:pPr>
-              <w:jc w:val="center"/>
-              <w:rPr>
-                <w:rStyle w:val="7"/>
-                <w:sz w:val="22"/>
-                <w:szCs w:val="21"/>
-              </w:rPr>
-            </w:pPr>
-            <w:r>
-              <w:rPr>
-                <w:rFonts w:hint="eastAsia"/>
-                <w:sz w:val="24"/>
-                <w:lang w:val="en-US" w:eastAsia="zh-CN"/>
-              </w:rPr>
-              <w:t>{{职务6}}</w:t>
-            </w:r>
-          </w:p>
-        </w:tc>
-        <w:tc>
-          <w:tcPr>
-            <w:tcW w:w="1005" w:type="dxa"/>
-            <w:tcBorders>
-              <w:top w:val="single" w:color="000000" w:sz="4" w:space="0"/>
-              <w:left w:val="single" w:color="000000" w:sz="4" w:space="0"/>
-              <w:bottom w:val="single" w:color="000000" w:sz="4" w:space="0"/>
-              <w:right w:val="single" w:color="000000" w:sz="4" w:space="0"/>
-            </w:tcBorders>
-            <w:vAlign w:val="center"/>
-          </w:tcPr>
-          <w:p>
-            <w:pPr>
-              <w:jc w:val="center"/>
-              <w:rPr>
-                <w:rStyle w:val="7"/>
-                <w:sz w:val="22"/>
-                <w:szCs w:val="21"/>
-              </w:rPr>
-            </w:pPr>
-            <w:r>
-              <w:rPr>
-                <w:rStyle w:val="7"/>
-                <w:sz w:val="22"/>
-                <w:szCs w:val="21"/>
-              </w:rPr>
-              <w:t>薪级</w:t>
-            </w:r>
-          </w:p>
-        </w:tc>
-        <w:tc>
-          <w:tcPr>
-            <w:tcW w:w="855" w:type="dxa"/>
-            <w:tcBorders>
-              <w:top w:val="single" w:color="000000" w:sz="4" w:space="0"/>
-              <w:left w:val="single" w:color="000000" w:sz="4" w:space="0"/>
-              <w:bottom w:val="single" w:color="000000" w:sz="4" w:space="0"/>
-              <w:right w:val="single" w:color="000000" w:sz="4" w:space="0"/>
-            </w:tcBorders>
-            <w:vAlign w:val="center"/>
-          </w:tcPr>
-          <w:p>
-            <w:pPr>
-              <w:jc w:val="center"/>
-              <w:rPr>
-                <w:rStyle w:val="7"/>
-                <w:sz w:val="22"/>
-                <w:szCs w:val="21"/>
-              </w:rPr>
-            </w:pPr>
-            <w:r>
-              <w:rPr>
-                <w:rFonts w:hint="eastAsia"/>
-                <w:sz w:val="24"/>
-                <w:lang w:val="en-US" w:eastAsia="zh-CN"/>
-              </w:rPr>
-              <w:t>{{薪级6}}</w:t>
-            </w:r>
-            <w:r>
-              <w:rPr>
-                <w:rStyle w:val="7"/>
-                <w:sz w:val="22"/>
-                <w:szCs w:val="21"/>
-              </w:rPr>
-              <w:t>级</w:t>
+              <w:jc w:val="right"/>
+              <w:rPr>
+                <w:rStyle w:val="7"/>
+                <w:sz w:val="22"/>
+                <w:szCs w:val="21"/>
+              </w:rPr>
+            </w:pPr>
+          </w:p>
+        </w:tc>
+        <w:tc>
+          <w:tcPr>
+            <w:tcW w:w="1985" w:type="dxa"/>
+            <w:gridSpan w:val="6"/>
+            <w:tcBorders>
+              <w:top w:val="single" w:color="000000" w:sz="4" w:space="0"/>
+              <w:left w:val="single" w:color="000000" w:sz="4" w:space="0"/>
+              <w:bottom w:val="single" w:color="000000" w:sz="4" w:space="0"/>
+              <w:right w:val="single" w:color="000000" w:sz="4" w:space="0"/>
+            </w:tcBorders>
+            <w:vAlign w:val="center"/>
+          </w:tcPr>
+          <w:p>
+            <w:pPr>
+              <w:jc w:val="center"/>
+              <w:rPr>
+                <w:rStyle w:val="7"/>
+                <w:sz w:val="22"/>
+                <w:szCs w:val="21"/>
+              </w:rPr>
+            </w:pPr>
+            <w:r>
+              <w:rPr>
+                <w:rStyle w:val="7"/>
+                <w:sz w:val="22"/>
+                <w:szCs w:val="21"/>
+              </w:rPr>
+              <w:t>级别薪级</w:t>
+            </w:r>
+          </w:p>
+        </w:tc>
+        <w:tc>
+          <w:tcPr>
+            <w:tcW w:w="1860" w:type="dxa"/>
+            <w:gridSpan w:val="2"/>
+            <w:tcBorders>
+              <w:top w:val="single" w:color="000000" w:sz="4" w:space="0"/>
+              <w:left w:val="single" w:color="000000" w:sz="4" w:space="0"/>
+              <w:bottom w:val="single" w:color="000000" w:sz="4" w:space="0"/>
+              <w:right w:val="single" w:color="000000" w:sz="4" w:space="0"/>
+            </w:tcBorders>
+            <w:vAlign w:val="center"/>
+          </w:tcPr>
+          <w:p>
+            <w:pPr>
+              <w:jc w:val="right"/>
+              <w:rPr>
+                <w:rStyle w:val="7"/>
+                <w:sz w:val="22"/>
+                <w:szCs w:val="21"/>
+              </w:rPr>
+            </w:pPr>
+            <w:r>
+              <w:rPr>
+                <w:rStyle w:val="7"/>
+                <w:sz w:val="22"/>
+                <w:szCs w:val="21"/>
+              </w:rPr>
+              <w:t xml:space="preserve">       级</w:t>
             </w:r>
           </w:p>
         </w:tc>
@@ -5527,13 +5552,12 @@
         </w:tblPrEx>
         <w:trPr>
           <w:trHeight w:val="1072" w:hRule="atLeast"/>
-          <w:jc w:val="center"/>
         </w:trPr>
         <w:tc>
           <w:tcPr>
             <w:tcW w:w="1728" w:type="dxa"/>
             <w:gridSpan w:val="2"/>
-            <w:vMerge w:val="restart"/>
+            <w:vMerge w:val="continue"/>
             <w:tcBorders>
               <w:top w:val="single" w:color="000000" w:sz="4" w:space="0"/>
               <w:left w:val="single" w:color="000000" w:sz="4" w:space="0"/>
@@ -5553,15 +5577,6 @@
                 <w:szCs w:val="22"/>
               </w:rPr>
             </w:pPr>
-            <w:r>
-              <w:rPr>
-                <w:rStyle w:val="7"/>
-                <w:rFonts w:ascii="宋体" w:hAnsi="宋体"/>
-                <w:sz w:val="28"/>
-                <w:szCs w:val="28"/>
-              </w:rPr>
-              <w:t>退休时</w:t>
-            </w:r>
           </w:p>
         </w:tc>
         <w:tc>
@@ -5591,7 +5606,7 @@
                 <w:sz w:val="22"/>
                 <w:szCs w:val="21"/>
               </w:rPr>
-              <w:t>机关工人</w:t>
+              <w:t>事业管理</w:t>
             </w:r>
           </w:p>
         </w:tc>
@@ -5622,7 +5637,7 @@
                 <w:sz w:val="22"/>
                 <w:szCs w:val="21"/>
               </w:rPr>
-              <w:t>技术等级</w:t>
+              <w:t>岗位</w:t>
             </w:r>
           </w:p>
         </w:tc>
@@ -5639,49 +5654,26 @@
           </w:tcPr>
           <w:p>
             <w:pPr>
-              <w:jc w:val="center"/>
-              <w:rPr>
-                <w:rStyle w:val="7"/>
-                <w:sz w:val="22"/>
-                <w:szCs w:val="21"/>
-              </w:rPr>
-            </w:pPr>
-          </w:p>
-        </w:tc>
-        <w:tc>
-          <w:tcPr>
-            <w:tcW w:w="1985" w:type="dxa"/>
-            <w:gridSpan w:val="6"/>
-            <w:tcBorders>
-              <w:top w:val="single" w:color="000000" w:sz="4" w:space="0"/>
-              <w:left w:val="single" w:color="000000" w:sz="4" w:space="0"/>
-              <w:bottom w:val="single" w:color="000000" w:sz="4" w:space="0"/>
-              <w:right w:val="single" w:color="000000" w:sz="4" w:space="0"/>
-            </w:tcBorders>
-            <w:vAlign w:val="center"/>
-          </w:tcPr>
-          <w:p>
-            <w:pPr>
-              <w:jc w:val="center"/>
-              <w:rPr>
-                <w:rStyle w:val="7"/>
-                <w:sz w:val="22"/>
-                <w:szCs w:val="21"/>
-              </w:rPr>
-            </w:pPr>
-            <w:r>
-              <w:rPr>
-                <w:rStyle w:val="7"/>
-                <w:sz w:val="22"/>
-                <w:szCs w:val="21"/>
-              </w:rPr>
-              <w:t>级别薪级</w:t>
-            </w:r>
-          </w:p>
-        </w:tc>
-        <w:tc>
-          <w:tcPr>
-            <w:tcW w:w="1860" w:type="dxa"/>
+              <w:jc w:val="right"/>
+              <w:rPr>
+                <w:rStyle w:val="7"/>
+                <w:sz w:val="22"/>
+                <w:szCs w:val="21"/>
+              </w:rPr>
+            </w:pPr>
+            <w:r>
+              <w:rPr>
+                <w:rStyle w:val="7"/>
+                <w:sz w:val="22"/>
+                <w:szCs w:val="21"/>
+              </w:rPr>
+              <w:t xml:space="preserve">      </w:t>
+            </w:r>
+          </w:p>
+        </w:tc>
+        <w:tc>
+          <w:tcPr>
+            <w:tcW w:w="1033" w:type="dxa"/>
             <w:gridSpan w:val="2"/>
             <w:tcBorders>
               <w:top w:val="single" w:color="000000" w:sz="4" w:space="0"/>
@@ -5706,7 +5698,107 @@
                 <w:sz w:val="22"/>
                 <w:szCs w:val="21"/>
               </w:rPr>
-              <w:t>级</w:t>
+              <w:t>对应原</w:t>
+            </w:r>
+          </w:p>
+          <w:p>
+            <w:pPr>
+              <w:jc w:val="center"/>
+              <w:rPr>
+                <w:rStyle w:val="7"/>
+                <w:sz w:val="22"/>
+                <w:szCs w:val="21"/>
+              </w:rPr>
+            </w:pPr>
+            <w:r>
+              <w:rPr>
+                <w:rStyle w:val="7"/>
+                <w:sz w:val="22"/>
+                <w:szCs w:val="21"/>
+              </w:rPr>
+              <w:t>职务</w:t>
+            </w:r>
+          </w:p>
+        </w:tc>
+        <w:tc>
+          <w:tcPr>
+            <w:tcW w:w="952" w:type="dxa"/>
+            <w:gridSpan w:val="4"/>
+            <w:tcBorders>
+              <w:top w:val="single" w:color="000000" w:sz="4" w:space="0"/>
+              <w:left w:val="single" w:color="000000" w:sz="4" w:space="0"/>
+              <w:bottom w:val="single" w:color="000000" w:sz="4" w:space="0"/>
+              <w:right w:val="single" w:color="000000" w:sz="4" w:space="0"/>
+            </w:tcBorders>
+            <w:vAlign w:val="center"/>
+          </w:tcPr>
+          <w:p>
+            <w:pPr>
+              <w:rPr>
+                <w:rStyle w:val="7"/>
+                <w:sz w:val="22"/>
+                <w:szCs w:val="21"/>
+              </w:rPr>
+            </w:pPr>
+          </w:p>
+        </w:tc>
+        <w:tc>
+          <w:tcPr>
+            <w:tcW w:w="1005" w:type="dxa"/>
+            <w:tcBorders>
+              <w:top w:val="single" w:color="000000" w:sz="4" w:space="0"/>
+              <w:left w:val="single" w:color="000000" w:sz="4" w:space="0"/>
+              <w:bottom w:val="single" w:color="000000" w:sz="4" w:space="0"/>
+              <w:right w:val="single" w:color="000000" w:sz="4" w:space="0"/>
+            </w:tcBorders>
+            <w:vAlign w:val="center"/>
+          </w:tcPr>
+          <w:p>
+            <w:pPr>
+              <w:jc w:val="center"/>
+              <w:rPr>
+                <w:rStyle w:val="7"/>
+                <w:sz w:val="22"/>
+                <w:szCs w:val="21"/>
+              </w:rPr>
+            </w:pPr>
+            <w:r>
+              <w:rPr>
+                <w:rStyle w:val="7"/>
+                <w:sz w:val="22"/>
+                <w:szCs w:val="21"/>
+              </w:rPr>
+              <w:t>薪级</w:t>
+            </w:r>
+          </w:p>
+        </w:tc>
+        <w:tc>
+          <w:tcPr>
+            <w:tcW w:w="855" w:type="dxa"/>
+            <w:tcBorders>
+              <w:top w:val="single" w:color="000000" w:sz="4" w:space="0"/>
+              <w:left w:val="single" w:color="000000" w:sz="4" w:space="0"/>
+              <w:bottom w:val="single" w:color="000000" w:sz="4" w:space="0"/>
+              <w:right w:val="single" w:color="000000" w:sz="4" w:space="0"/>
+            </w:tcBorders>
+            <w:vAlign w:val="center"/>
+          </w:tcPr>
+          <w:p>
+            <w:pPr>
+              <w:jc w:val="right"/>
+              <w:rPr>
+                <w:rStyle w:val="7"/>
+                <w:sz w:val="22"/>
+                <w:szCs w:val="21"/>
+              </w:rPr>
+            </w:pPr>
+            <w:r>
+              <w:rPr>
+                <w:rStyle w:val="7"/>
+                <w:sz w:val="22"/>
+                <w:szCs w:val="21"/>
+              </w:rPr>
+              <w:t xml:space="preserve">   级</w:t>
             </w:r>
           </w:p>
         </w:tc>
@@ -5730,7 +5822,6 @@
         </w:tblPrEx>
         <w:trPr>
           <w:trHeight w:val="1072" w:hRule="atLeast"/>
-          <w:jc w:val="center"/>
         </w:trPr>
         <w:tc>
           <w:tcPr>
@@ -5785,7 +5876,7 @@
                 <w:sz w:val="22"/>
                 <w:szCs w:val="21"/>
               </w:rPr>
-              <w:t>事业管理</w:t>
+              <w:t>事业专技</w:t>
             </w:r>
           </w:p>
         </w:tc>
@@ -5833,7 +5924,7 @@
           </w:tcPr>
           <w:p>
             <w:pPr>
-              <w:jc w:val="center"/>
+              <w:jc w:val="right"/>
               <w:rPr>
                 <w:rStyle w:val="7"/>
                 <w:sz w:val="22"/>
@@ -5843,10 +5934,10 @@
             <w:r>
               <w:rPr>
                 <w:rFonts w:hint="eastAsia"/>
-                <w:sz w:val="24"/>
-                <w:lang w:val="en-US" w:eastAsia="zh-CN"/>
-              </w:rPr>
-              <w:t>{{岗位7}}</w:t>
+                <w:sz w:val="22"/>
+                <w:szCs w:val="21"/>
+              </w:rPr>
+              <w:t>{{岗位8}}</w:t>
             </w:r>
           </w:p>
         </w:tc>
@@ -5923,10 +6014,10 @@
             <w:r>
               <w:rPr>
                 <w:rFonts w:hint="eastAsia"/>
-                <w:sz w:val="24"/>
-                <w:lang w:val="en-US" w:eastAsia="zh-CN"/>
-              </w:rPr>
-              <w:t>{{职务7}}</w:t>
+                <w:sz w:val="22"/>
+                <w:szCs w:val="21"/>
+              </w:rPr>
+              <w:t>{{职务8}}</w:t>
             </w:r>
           </w:p>
         </w:tc>
@@ -5973,7 +6064,7 @@
           </w:tcPr>
           <w:p>
             <w:pPr>
-              <w:jc w:val="center"/>
+              <w:jc w:val="right"/>
               <w:rPr>
                 <w:rStyle w:val="7"/>
                 <w:sz w:val="22"/>
@@ -5983,18 +6074,10 @@
             <w:r>
               <w:rPr>
                 <w:rFonts w:hint="eastAsia"/>
-                <w:sz w:val="24"/>
-                <w:lang w:val="en-US" w:eastAsia="zh-CN"/>
-              </w:rPr>
-              <w:t>{{薪级7}}</w:t>
-            </w:r>
-            <w:r>
-              <w:rPr>
-                <w:rStyle w:val="7"/>
-                <w:sz w:val="22"/>
-                <w:szCs w:val="21"/>
-              </w:rPr>
-              <w:t>级</w:t>
+                <w:sz w:val="22"/>
+                <w:szCs w:val="21"/>
+              </w:rPr>
+              <w:t>{{薪级8}}</w:t>
             </w:r>
           </w:p>
         </w:tc>
@@ -6018,7 +6101,6 @@
         </w:tblPrEx>
         <w:trPr>
           <w:trHeight w:val="1072" w:hRule="atLeast"/>
-          <w:jc w:val="center"/>
         </w:trPr>
         <w:tc>
           <w:tcPr>
@@ -6063,17 +6145,18 @@
               <w:jc w:val="center"/>
               <w:rPr>
                 <w:rStyle w:val="7"/>
-                <w:sz w:val="22"/>
-                <w:szCs w:val="21"/>
-              </w:rPr>
-            </w:pPr>
-            <w:r>
-              <w:rPr>
-                <w:rStyle w:val="7"/>
-                <w:sz w:val="22"/>
-                <w:szCs w:val="21"/>
-              </w:rPr>
-              <w:t>事业专技</w:t>
+                <w:rFonts w:hint="eastAsia" w:ascii="宋体" w:hAnsi="宋体"/>
+                <w:sz w:val="22"/>
+                <w:szCs w:val="22"/>
+              </w:rPr>
+            </w:pPr>
+            <w:r>
+              <w:rPr>
+                <w:rStyle w:val="7"/>
+                <w:sz w:val="22"/>
+                <w:szCs w:val="21"/>
+              </w:rPr>
+              <w:t>事业工勤</w:t>
             </w:r>
           </w:p>
         </w:tc>
@@ -6094,8 +6177,9 @@
               <w:jc w:val="center"/>
               <w:rPr>
                 <w:rStyle w:val="7"/>
-                <w:sz w:val="22"/>
-                <w:szCs w:val="21"/>
+                <w:rFonts w:hint="eastAsia" w:ascii="宋体" w:hAnsi="宋体"/>
+                <w:sz w:val="22"/>
+                <w:szCs w:val="22"/>
               </w:rPr>
             </w:pPr>
             <w:r>
@@ -6121,21 +6205,14 @@
           </w:tcPr>
           <w:p>
             <w:pPr>
-              <w:jc w:val="center"/>
-              <w:rPr>
-                <w:rStyle w:val="7"/>
-                <w:sz w:val="22"/>
-                <w:szCs w:val="21"/>
-              </w:rPr>
-            </w:pPr>
-            <w:r>
-              <w:rPr>
-                <w:rFonts w:hint="eastAsia"/>
-                <w:sz w:val="24"/>
-                <w:lang w:val="en-US" w:eastAsia="zh-CN"/>
-              </w:rPr>
-              <w:t>{{岗位8}}</w:t>
-            </w:r>
+              <w:jc w:val="right"/>
+              <w:rPr>
+                <w:rStyle w:val="7"/>
+                <w:rFonts w:hint="eastAsia" w:ascii="宋体" w:hAnsi="宋体"/>
+                <w:sz w:val="22"/>
+                <w:szCs w:val="22"/>
+              </w:rPr>
+            </w:pPr>
           </w:p>
         </w:tc>
         <w:tc>
@@ -6155,35 +6232,18 @@
               <w:jc w:val="center"/>
               <w:rPr>
                 <w:rStyle w:val="7"/>
-                <w:sz w:val="22"/>
-                <w:szCs w:val="21"/>
-              </w:rPr>
-            </w:pPr>
-            <w:r>
-              <w:rPr>
-                <w:rStyle w:val="7"/>
-                <w:sz w:val="22"/>
-                <w:szCs w:val="21"/>
-              </w:rPr>
-              <w:t>对应原</w:t>
-            </w:r>
-          </w:p>
-          <w:p>
-            <w:pPr>
-              <w:jc w:val="center"/>
-              <w:rPr>
-                <w:rStyle w:val="7"/>
-                <w:sz w:val="22"/>
-                <w:szCs w:val="21"/>
-              </w:rPr>
-            </w:pPr>
-            <w:r>
-              <w:rPr>
-                <w:rStyle w:val="7"/>
-                <w:sz w:val="22"/>
-                <w:szCs w:val="21"/>
-              </w:rPr>
-              <w:t>职务</w:t>
+                <w:rFonts w:hint="eastAsia" w:ascii="宋体" w:hAnsi="宋体"/>
+                <w:sz w:val="22"/>
+                <w:szCs w:val="22"/>
+              </w:rPr>
+            </w:pPr>
+            <w:r>
+              <w:rPr>
+                <w:rStyle w:val="7"/>
+                <w:sz w:val="22"/>
+                <w:szCs w:val="21"/>
+              </w:rPr>
+              <w:t>对应技术等级</w:t>
             </w:r>
           </w:p>
         </w:tc>
@@ -6208,14 +6268,6 @@
                 <w:szCs w:val="21"/>
               </w:rPr>
             </w:pPr>
-            <w:r>
-              <w:rPr>
-                <w:rFonts w:hint="eastAsia"/>
-                <w:sz w:val="24"/>
-                <w:lang w:val="en-US" w:eastAsia="zh-CN"/>
-              </w:rPr>
-              <w:t>{{职务8}}</w:t>
-            </w:r>
           </w:p>
         </w:tc>
         <w:tc>
@@ -6234,8 +6286,9 @@
               <w:jc w:val="center"/>
               <w:rPr>
                 <w:rStyle w:val="7"/>
-                <w:sz w:val="22"/>
-                <w:szCs w:val="21"/>
+                <w:rFonts w:hint="eastAsia" w:ascii="宋体" w:hAnsi="宋体"/>
+                <w:sz w:val="22"/>
+                <w:szCs w:val="22"/>
               </w:rPr>
             </w:pPr>
             <w:r>
@@ -6261,296 +6314,20 @@
           </w:tcPr>
           <w:p>
             <w:pPr>
-              <w:jc w:val="center"/>
-              <w:rPr>
-                <w:rStyle w:val="7"/>
-                <w:sz w:val="22"/>
-                <w:szCs w:val="21"/>
-              </w:rPr>
-            </w:pPr>
-            <w:r>
-              <w:rPr>
-                <w:rFonts w:hint="eastAsia"/>
-                <w:sz w:val="24"/>
-                <w:lang w:val="en-US" w:eastAsia="zh-CN"/>
-              </w:rPr>
-              <w:t>{{薪级8}}</w:t>
-            </w:r>
-            <w:r>
-              <w:rPr>
-                <w:rStyle w:val="7"/>
-                <w:rFonts w:hint="eastAsia"/>
-                <w:sz w:val="22"/>
-                <w:szCs w:val="21"/>
-              </w:rPr>
-              <w:t>级</w:t>
-            </w:r>
-          </w:p>
-        </w:tc>
-      </w:tr>
-      <w:tr>
-        <w:tblPrEx>
-          <w:tblBorders>
-            <w:top w:val="single" w:color="000000" w:sz="4" w:space="0"/>
-            <w:left w:val="single" w:color="000000" w:sz="4" w:space="0"/>
-            <w:bottom w:val="single" w:color="000000" w:sz="4" w:space="0"/>
-            <w:right w:val="single" w:color="000000" w:sz="4" w:space="0"/>
-            <w:insideH w:val="single" w:color="000000" w:sz="4" w:space="0"/>
-            <w:insideV w:val="single" w:color="000000" w:sz="4" w:space="0"/>
-          </w:tblBorders>
-          <w:tblCellMar>
-            <w:top w:w="0" w:type="dxa"/>
-            <w:left w:w="0" w:type="dxa"/>
-            <w:bottom w:w="0" w:type="dxa"/>
-            <w:right w:w="0" w:type="dxa"/>
-          </w:tblCellMar>
-        </w:tblPrEx>
-        <w:trPr>
-          <w:trHeight w:val="1072" w:hRule="atLeast"/>
-          <w:jc w:val="center"/>
-        </w:trPr>
-        <w:tc>
-          <w:tcPr>
-            <w:tcW w:w="1728" w:type="dxa"/>
-            <w:gridSpan w:val="2"/>
-            <w:vMerge w:val="continue"/>
-            <w:tcBorders>
-              <w:top w:val="single" w:color="000000" w:sz="4" w:space="0"/>
-              <w:left w:val="single" w:color="000000" w:sz="4" w:space="0"/>
-              <w:bottom w:val="single" w:color="000000" w:sz="4" w:space="0"/>
-              <w:right w:val="single" w:color="000000" w:sz="4" w:space="0"/>
-            </w:tcBorders>
-            <w:vAlign w:val="center"/>
-          </w:tcPr>
-          <w:p>
-            <w:pPr>
-              <w:spacing w:line="400" w:lineRule="exact"/>
-              <w:jc w:val="center"/>
-              <w:rPr>
-                <w:rStyle w:val="7"/>
-                <w:rFonts w:hint="eastAsia" w:ascii="宋体" w:hAnsi="宋体"/>
-                <w:sz w:val="22"/>
-                <w:szCs w:val="22"/>
-              </w:rPr>
-            </w:pPr>
-          </w:p>
-        </w:tc>
-        <w:tc>
-          <w:tcPr>
-            <w:tcW w:w="1522" w:type="dxa"/>
-            <w:gridSpan w:val="2"/>
-            <w:tcBorders>
-              <w:top w:val="single" w:color="000000" w:sz="4" w:space="0"/>
-              <w:left w:val="single" w:color="000000" w:sz="4" w:space="0"/>
-              <w:bottom w:val="single" w:color="000000" w:sz="4" w:space="0"/>
-              <w:right w:val="single" w:color="000000" w:sz="4" w:space="0"/>
-            </w:tcBorders>
-            <w:vAlign w:val="center"/>
-          </w:tcPr>
-          <w:p>
-            <w:pPr>
-              <w:jc w:val="center"/>
-              <w:rPr>
-                <w:rStyle w:val="7"/>
-                <w:rFonts w:hint="eastAsia" w:ascii="宋体" w:hAnsi="宋体"/>
-                <w:sz w:val="22"/>
-                <w:szCs w:val="22"/>
-              </w:rPr>
-            </w:pPr>
-            <w:r>
-              <w:rPr>
-                <w:rStyle w:val="7"/>
-                <w:sz w:val="22"/>
-                <w:szCs w:val="21"/>
-              </w:rPr>
-              <w:t>事业工勤</w:t>
-            </w:r>
-          </w:p>
-        </w:tc>
-        <w:tc>
-          <w:tcPr>
-            <w:tcW w:w="1178" w:type="dxa"/>
-            <w:gridSpan w:val="2"/>
-            <w:tcBorders>
-              <w:top w:val="single" w:color="000000" w:sz="4" w:space="0"/>
-              <w:left w:val="single" w:color="000000" w:sz="4" w:space="0"/>
-              <w:bottom w:val="single" w:color="000000" w:sz="4" w:space="0"/>
-              <w:right w:val="single" w:color="000000" w:sz="4" w:space="0"/>
-            </w:tcBorders>
-            <w:vAlign w:val="center"/>
-          </w:tcPr>
-          <w:p>
-            <w:pPr>
-              <w:jc w:val="center"/>
-              <w:rPr>
-                <w:rStyle w:val="7"/>
-                <w:rFonts w:hint="eastAsia" w:ascii="宋体" w:hAnsi="宋体"/>
-                <w:sz w:val="22"/>
-                <w:szCs w:val="22"/>
-              </w:rPr>
-            </w:pPr>
-            <w:r>
-              <w:rPr>
-                <w:rStyle w:val="7"/>
-                <w:sz w:val="22"/>
-                <w:szCs w:val="21"/>
-              </w:rPr>
-              <w:t>岗位</w:t>
-            </w:r>
-          </w:p>
-        </w:tc>
-        <w:tc>
-          <w:tcPr>
-            <w:tcW w:w="1171" w:type="dxa"/>
-            <w:tcBorders>
-              <w:top w:val="single" w:color="000000" w:sz="4" w:space="0"/>
-              <w:left w:val="single" w:color="000000" w:sz="4" w:space="0"/>
-              <w:bottom w:val="single" w:color="000000" w:sz="4" w:space="0"/>
-              <w:right w:val="single" w:color="000000" w:sz="4" w:space="0"/>
-            </w:tcBorders>
-            <w:vAlign w:val="center"/>
-          </w:tcPr>
-          <w:p>
-            <w:pPr>
-              <w:jc w:val="center"/>
-              <w:rPr>
-                <w:rStyle w:val="7"/>
-                <w:rFonts w:hint="eastAsia" w:ascii="宋体" w:hAnsi="宋体"/>
-                <w:sz w:val="22"/>
-                <w:szCs w:val="22"/>
-              </w:rPr>
-            </w:pPr>
-            <w:r>
-              <w:rPr>
-                <w:rFonts w:hint="eastAsia"/>
-                <w:sz w:val="24"/>
-                <w:lang w:val="en-US" w:eastAsia="zh-CN"/>
-              </w:rPr>
-              <w:t>{{岗位9}}</w:t>
-            </w:r>
-          </w:p>
-        </w:tc>
-        <w:tc>
-          <w:tcPr>
-            <w:tcW w:w="1033" w:type="dxa"/>
-            <w:gridSpan w:val="2"/>
-            <w:tcBorders>
-              <w:top w:val="single" w:color="000000" w:sz="4" w:space="0"/>
-              <w:left w:val="single" w:color="000000" w:sz="4" w:space="0"/>
-              <w:bottom w:val="single" w:color="000000" w:sz="4" w:space="0"/>
-              <w:right w:val="single" w:color="000000" w:sz="4" w:space="0"/>
-            </w:tcBorders>
-            <w:vAlign w:val="center"/>
-          </w:tcPr>
-          <w:p>
-            <w:pPr>
-              <w:jc w:val="center"/>
-              <w:rPr>
-                <w:rStyle w:val="7"/>
-                <w:rFonts w:hint="eastAsia" w:ascii="宋体" w:hAnsi="宋体"/>
-                <w:sz w:val="22"/>
-                <w:szCs w:val="22"/>
-              </w:rPr>
-            </w:pPr>
-            <w:r>
-              <w:rPr>
-                <w:rStyle w:val="7"/>
-                <w:sz w:val="22"/>
-                <w:szCs w:val="21"/>
-              </w:rPr>
-              <w:t>对应技术等级</w:t>
-            </w:r>
-          </w:p>
-        </w:tc>
-        <w:tc>
-          <w:tcPr>
-            <w:tcW w:w="952" w:type="dxa"/>
-            <w:gridSpan w:val="4"/>
-            <w:tcBorders>
-              <w:top w:val="single" w:color="000000" w:sz="4" w:space="0"/>
-              <w:left w:val="single" w:color="000000" w:sz="4" w:space="0"/>
-              <w:bottom w:val="single" w:color="000000" w:sz="4" w:space="0"/>
-              <w:right w:val="single" w:color="000000" w:sz="4" w:space="0"/>
-            </w:tcBorders>
-            <w:vAlign w:val="center"/>
-          </w:tcPr>
-          <w:p>
-            <w:pPr>
-              <w:jc w:val="center"/>
-              <w:rPr>
-                <w:rStyle w:val="7"/>
-                <w:sz w:val="22"/>
-                <w:szCs w:val="21"/>
-              </w:rPr>
-            </w:pPr>
-            <w:r>
-              <w:rPr>
-                <w:rFonts w:hint="eastAsia"/>
-                <w:sz w:val="24"/>
-                <w:lang w:val="en-US" w:eastAsia="zh-CN"/>
-              </w:rPr>
-              <w:t>{{职务9}}</w:t>
-            </w:r>
-          </w:p>
-        </w:tc>
-        <w:tc>
-          <w:tcPr>
-            <w:tcW w:w="1005" w:type="dxa"/>
-            <w:tcBorders>
-              <w:top w:val="single" w:color="000000" w:sz="4" w:space="0"/>
-              <w:left w:val="single" w:color="000000" w:sz="4" w:space="0"/>
-              <w:bottom w:val="single" w:color="000000" w:sz="4" w:space="0"/>
-              <w:right w:val="single" w:color="000000" w:sz="4" w:space="0"/>
-            </w:tcBorders>
-            <w:vAlign w:val="center"/>
-          </w:tcPr>
-          <w:p>
-            <w:pPr>
-              <w:jc w:val="center"/>
-              <w:rPr>
-                <w:rStyle w:val="7"/>
-                <w:rFonts w:hint="eastAsia" w:ascii="宋体" w:hAnsi="宋体"/>
-                <w:sz w:val="22"/>
-                <w:szCs w:val="22"/>
-              </w:rPr>
-            </w:pPr>
-            <w:r>
-              <w:rPr>
-                <w:rStyle w:val="7"/>
-                <w:sz w:val="22"/>
-                <w:szCs w:val="21"/>
-              </w:rPr>
-              <w:t>薪级</w:t>
-            </w:r>
-          </w:p>
-        </w:tc>
-        <w:tc>
-          <w:tcPr>
-            <w:tcW w:w="855" w:type="dxa"/>
-            <w:tcBorders>
-              <w:top w:val="single" w:color="000000" w:sz="4" w:space="0"/>
-              <w:left w:val="single" w:color="000000" w:sz="4" w:space="0"/>
-              <w:bottom w:val="single" w:color="000000" w:sz="4" w:space="0"/>
-              <w:right w:val="single" w:color="000000" w:sz="4" w:space="0"/>
-            </w:tcBorders>
-            <w:vAlign w:val="center"/>
-          </w:tcPr>
-          <w:p>
-            <w:pPr>
-              <w:jc w:val="center"/>
-              <w:rPr>
-                <w:rStyle w:val="7"/>
-                <w:sz w:val="22"/>
-                <w:szCs w:val="21"/>
-              </w:rPr>
-            </w:pPr>
-            <w:r>
-              <w:rPr>
-                <w:rFonts w:hint="eastAsia"/>
-                <w:sz w:val="24"/>
-                <w:lang w:val="en-US" w:eastAsia="zh-CN"/>
-              </w:rPr>
-              <w:t>{{薪级9}}</w:t>
+              <w:jc w:val="right"/>
+              <w:rPr>
+                <w:rStyle w:val="7"/>
+                <w:sz w:val="22"/>
+                <w:szCs w:val="21"/>
+              </w:rPr>
+            </w:pPr>
+            <w:r>
+              <w:rPr>
+                <w:rStyle w:val="7"/>
+                <w:sz w:val="22"/>
+                <w:szCs w:val="21"/>
+              </w:rPr>
+              <w:t xml:space="preserve">   </w:t>
             </w:r>
             <w:r>
               <w:rPr>
@@ -6565,6 +6342,22 @@
         </w:tc>
       </w:tr>
     </w:tbl>
+    <w:p>
+      <w:pPr>
+        <w:rPr>
+          <w:rStyle w:val="7"/>
+          <w:szCs w:val="24"/>
+        </w:rPr>
+        <w:sectPr>
+          <w:pgSz w:w="23814" w:h="16840"/>
+          <w:pgMar w:top="1701" w:right="1701" w:bottom="1701" w:left="1701" w:header="851" w:footer="992" w:gutter="0"/>
+          <w:paperSrc w:other="257"/>
+          <w:pgNumType w:start="1"/>
+          <w:cols w:space="1681" w:num="2"/>
+          <w:docGrid w:type="lines" w:linePitch="312" w:charSpace="0"/>
+        </w:sectPr>
+      </w:pPr>
+    </w:p>
     <w:p>
       <w:pPr>
         <w:rPr>
@@ -6574,6 +6367,7 @@
       </w:pPr>
     </w:p>
     <w:sectPr>
+      <w:type w:val="continuous"/>
       <w:pgSz w:w="23814" w:h="16840"/>
       <w:pgMar w:top="1701" w:right="1701" w:bottom="1701" w:left="1701" w:header="851" w:footer="992" w:gutter="0"/>
       <w:paperSrc w:other="257"/>
@@ -6660,7 +6454,7 @@
     <w:lsdException w:qFormat="1" w:unhideWhenUsed="0" w:uiPriority="0" w:semiHidden="0" w:name="Title"/>
     <w:lsdException w:unhideWhenUsed="0" w:uiPriority="0" w:semiHidden="0" w:name="Closing"/>
     <w:lsdException w:unhideWhenUsed="0" w:uiPriority="0" w:semiHidden="0" w:name="Signature"/>
-    <w:lsdException w:uiPriority="1" w:name="Default Paragraph Font"/>
+    <w:lsdException w:qFormat="1" w:uiPriority="1" w:name="Default Paragraph Font"/>
     <w:lsdException w:unhideWhenUsed="0" w:uiPriority="0" w:semiHidden="0" w:name="Body Text"/>
     <w:lsdException w:unhideWhenUsed="0" w:uiPriority="0" w:semiHidden="0" w:name="Body Text Indent"/>
     <w:lsdException w:unhideWhenUsed="0" w:uiPriority="0" w:semiHidden="0" w:name="List Continue"/>
@@ -6863,6 +6657,7 @@
     <w:name w:val="Default Paragraph Font"/>
     <w:semiHidden/>
     <w:unhideWhenUsed/>
+    <w:qFormat/>
     <w:uiPriority w:val="1"/>
   </w:style>
   <w:style w:type="table" w:default="1" w:styleId="5">
